--- a/docs/pdf-to-svg/PdfToSvg_配布運用手順書.docx
+++ b/docs/pdf-to-svg/PdfToSvg_配布運用手順書.docx
@@ -1237,7 +1237,7 @@
                 <w:i w:val="0"/>
                 <w:sz w:val="19"/>
               </w:rPr>
-              <w:t>VDI/リモートデスクトップで窓が一瞬出て消える</w:t>
+              <w:t>VDI/リモートデスクトップでアプリ窓がクラッシュする</w:t>
             </w:r>
           </w:p>
         </w:tc>
@@ -1254,61 +1254,7 @@
                 <w:i w:val="0"/>
                 <w:sz w:val="19"/>
               </w:rPr>
-              <w:t>本ビルドは VDI 対策（</w:t>
-            </w:r>
-            <w:r>
-              <w:rPr>
-                <w:rFonts w:ascii="ＭＳ ゴシック" w:hAnsi="ＭＳ ゴシック" w:eastAsia="ＭＳ ゴシック"/>
-                <w:b w:val="0"/>
-                <w:i w:val="0"/>
-                <w:sz w:val="18"/>
-              </w:rPr>
-              <w:t>--disable-gpu</w:t>
-            </w:r>
-            <w:r>
-              <w:rPr>
-                <w:rFonts w:ascii="Meiryo UI" w:hAnsi="Meiryo UI" w:eastAsia="Meiryo UI"/>
-                <w:b w:val="0"/>
-                <w:i w:val="0"/>
-                <w:sz w:val="19"/>
-              </w:rPr>
-              <w:t xml:space="preserve"> 等でソフトウェア描画固定／実行時 temp・Edge プロファイルを </w:t>
-            </w:r>
-            <w:r>
-              <w:rPr>
-                <w:rFonts w:ascii="ＭＳ ゴシック" w:hAnsi="ＭＳ ゴシック" w:eastAsia="ＭＳ ゴシック"/>
-                <w:b w:val="0"/>
-                <w:i w:val="0"/>
-                <w:sz w:val="18"/>
-              </w:rPr>
-              <w:t>data/tmp/&lt;pid&gt;</w:t>
-            </w:r>
-            <w:r>
-              <w:rPr>
-                <w:rFonts w:ascii="Meiryo UI" w:hAnsi="Meiryo UI" w:eastAsia="Meiryo UI"/>
-                <w:b w:val="0"/>
-                <w:i w:val="0"/>
-                <w:sz w:val="19"/>
-              </w:rPr>
-              <w:t xml:space="preserve"> に集約し C:・</w:t>
-            </w:r>
-            <w:r>
-              <w:rPr>
-                <w:rFonts w:ascii="ＭＳ ゴシック" w:hAnsi="ＭＳ ゴシック" w:eastAsia="ＭＳ ゴシック"/>
-                <w:b w:val="0"/>
-                <w:i w:val="0"/>
-                <w:sz w:val="18"/>
-              </w:rPr>
-              <w:t>%TEMP%</w:t>
-            </w:r>
-            <w:r>
-              <w:rPr>
-                <w:rFonts w:ascii="Meiryo UI" w:hAnsi="Meiryo UI" w:eastAsia="Meiryo UI"/>
-                <w:b w:val="0"/>
-                <w:i w:val="0"/>
-                <w:sz w:val="19"/>
-              </w:rPr>
-              <w:t xml:space="preserve"> 非依存）を入れ済み。なお落ちる場合は </w:t>
+              <w:t xml:space="preserve">本ビルドは端末標準の「管理された」既定 Edge と同じ構成で開き（特殊フラグ無し）、ファイルの開く/保存もネイティブダイアログを使わない（従来型ダイアログ＋ダウンロード）ため VDI でも安定するよう対策済み。なお落ちる場合は </w:t>
             </w:r>
             <w:r>
               <w:rPr>
@@ -1345,6 +1291,96 @@
                 <w:sz w:val="19"/>
               </w:rPr>
               <w:t>（Edge 側）を情報システム担当へ。</w:t>
+            </w:r>
+          </w:p>
+        </w:tc>
+      </w:tr>
+      <w:tr>
+        <w:tc>
+          <w:tcPr>
+            <w:tcW w:type="dxa" w:w="4873"/>
+          </w:tcPr>
+          <w:p>
+            <w:r/>
+            <w:r>
+              <w:rPr>
+                <w:rFonts w:ascii="Meiryo UI" w:hAnsi="Meiryo UI" w:eastAsia="Meiryo UI"/>
+                <w:b w:val="0"/>
+                <w:i w:val="0"/>
+                <w:sz w:val="19"/>
+              </w:rPr>
+              <w:t>PDF が選べない / ダイアログで固まる</w:t>
+            </w:r>
+          </w:p>
+        </w:tc>
+        <w:tc>
+          <w:tcPr>
+            <w:tcW w:type="dxa" w:w="4873"/>
+          </w:tcPr>
+          <w:p>
+            <w:r/>
+            <w:r>
+              <w:rPr>
+                <w:rFonts w:ascii="Meiryo UI" w:hAnsi="Meiryo UI" w:eastAsia="Meiryo UI"/>
+                <w:b w:val="0"/>
+                <w:i w:val="0"/>
+                <w:sz w:val="19"/>
+              </w:rPr>
+              <w:t>エクスプローラーからウィンドウへ PDF を</w:t>
+            </w:r>
+            <w:r>
+              <w:rPr>
+                <w:rFonts w:ascii="Meiryo UI" w:hAnsi="Meiryo UI" w:eastAsia="Meiryo UI"/>
+                <w:b/>
+                <w:i w:val="0"/>
+                <w:sz w:val="19"/>
+              </w:rPr>
+              <w:t>ドラッグ＆ドロップ</w:t>
+            </w:r>
+            <w:r>
+              <w:rPr>
+                <w:rFonts w:ascii="Meiryo UI" w:hAnsi="Meiryo UI" w:eastAsia="Meiryo UI"/>
+                <w:b w:val="0"/>
+                <w:i w:val="0"/>
+                <w:sz w:val="19"/>
+              </w:rPr>
+              <w:t>でも読み込める。</w:t>
+            </w:r>
+          </w:p>
+        </w:tc>
+      </w:tr>
+      <w:tr>
+        <w:tc>
+          <w:tcPr>
+            <w:tcW w:type="dxa" w:w="4873"/>
+          </w:tcPr>
+          <w:p>
+            <w:r/>
+            <w:r>
+              <w:rPr>
+                <w:rFonts w:ascii="Meiryo UI" w:hAnsi="Meiryo UI" w:eastAsia="Meiryo UI"/>
+                <w:b w:val="0"/>
+                <w:i w:val="0"/>
+                <w:sz w:val="19"/>
+              </w:rPr>
+              <w:t>保存先が選べない</w:t>
+            </w:r>
+          </w:p>
+        </w:tc>
+        <w:tc>
+          <w:tcPr>
+            <w:tcW w:type="dxa" w:w="4873"/>
+          </w:tcPr>
+          <w:p>
+            <w:r/>
+            <w:r>
+              <w:rPr>
+                <w:rFonts w:ascii="Meiryo UI" w:hAnsi="Meiryo UI" w:eastAsia="Meiryo UI"/>
+                <w:b w:val="0"/>
+                <w:i w:val="0"/>
+                <w:sz w:val="19"/>
+              </w:rPr>
+              <w:t>仕様（VDI 安定化のため）。保存はブラウザのダウンロードフォルダへ出力される。</w:t>
             </w:r>
           </w:p>
         </w:tc>

--- a/docs/pdf-to-svg/PdfToSvg_配布運用手順書.docx
+++ b/docs/pdf-to-svg/PdfToSvg_配布運用手順書.docx
@@ -3,27 +3,38 @@
 <w:document xmlns:wpc="http://schemas.microsoft.com/office/word/2010/wordprocessingCanvas" xmlns:mo="http://schemas.microsoft.com/office/mac/office/2008/main" xmlns:mc="http://schemas.openxmlformats.org/markup-compatibility/2006" xmlns:mv="urn:schemas-microsoft-com:mac:vml" xmlns:o="urn:schemas-microsoft-com:office:office" xmlns:r="http://schemas.openxmlformats.org/officeDocument/2006/relationships" xmlns:m="http://schemas.openxmlformats.org/officeDocument/2006/math" xmlns:v="urn:schemas-microsoft-com:vml" xmlns:wp14="http://schemas.microsoft.com/office/word/2010/wordprocessingDrawing" xmlns:wp="http://schemas.openxmlformats.org/drawingml/2006/wordprocessingDrawing" xmlns:w10="urn:schemas-microsoft-com:office:word" xmlns:w="http://schemas.openxmlformats.org/wordprocessingml/2006/main" xmlns:w14="http://schemas.microsoft.com/office/word/2010/wordml" xmlns:wpg="http://schemas.microsoft.com/office/word/2010/wordprocessingGroup" xmlns:wpi="http://schemas.microsoft.com/office/word/2010/wordprocessingInk" xmlns:wne="http://schemas.microsoft.com/office/word/2006/wordml" xmlns:wps="http://schemas.microsoft.com/office/word/2010/wordprocessingShape" mc:Ignorable="w14 wp14">
   <w:body>
     <w:p>
+      <w:pPr>
+        <w:pBdr>
+          <w:left w:val="single" w:sz="24" w:space="8" w:color="1F5C99"/>
+        </w:pBdr>
+        <w:spacing w:after="40"/>
+        <w:ind w:left="142"/>
+      </w:pPr>
       <w:r>
         <w:rPr>
-          <w:rFonts w:ascii="Meiryo UI" w:hAnsi="Meiryo UI" w:eastAsia="Meiryo UI"/>
+          <w:rFonts w:ascii="BIZ UDPGothic" w:hAnsi="BIZ UDPGothic" w:eastAsia="BIZ UDPGothic"/>
           <w:b/>
           <w:i w:val="0"/>
-          <w:color w:val="1F5C99"/>
-          <w:sz w:val="44"/>
+          <w:color w:val="20242C"/>
+          <w:sz w:val="56"/>
         </w:rPr>
         <w:t>PdfToSvg 配布・運用手順書</w:t>
       </w:r>
     </w:p>
     <w:p>
+      <w:pPr>
+        <w:spacing w:after="160"/>
+        <w:ind w:left="142"/>
+      </w:pPr>
       <w:r>
         <w:rPr>
-          <w:rFonts w:ascii="Meiryo UI" w:hAnsi="Meiryo UI" w:eastAsia="Meiryo UI"/>
+          <w:rFonts w:ascii="BIZ UDPGothic" w:hAnsi="BIZ UDPGothic" w:eastAsia="BIZ UDPGothic"/>
           <w:b w:val="0"/>
           <w:i w:val="0"/>
           <w:color w:val="606874"/>
           <w:sz w:val="22"/>
         </w:rPr>
-        <w:t>exe ビルド ／ オフライン配布 ／ 辞書共有 ／ ライセンス運用 ／ 情報システム担当向け</w:t>
+        <w:t>exe ビルド ／ オフライン配布 ／ 辞書共有 ／ ライセンス運用 ／ 情報システム担当向け ・ 版 1.0</w:t>
       </w:r>
     </w:p>
     <w:p>
@@ -32,21 +43,7 @@
       </w:pPr>
       <w:r>
         <w:rPr>
-          <w:rFonts w:ascii="Meiryo UI" w:hAnsi="Meiryo UI" w:eastAsia="Meiryo UI"/>
-          <w:b w:val="0"/>
-          <w:i w:val="0"/>
-          <w:sz w:val="19"/>
-        </w:rPr>
-        <w:t>版: 1.0</w:t>
-      </w:r>
-    </w:p>
-    <w:p>
-      <w:pPr>
-        <w:spacing w:after="80"/>
-      </w:pPr>
-      <w:r>
-        <w:rPr>
-          <w:rFonts w:ascii="Meiryo UI" w:hAnsi="Meiryo UI" w:eastAsia="Meiryo UI"/>
+          <w:rFonts w:ascii="BIZ UDPGothic" w:hAnsi="BIZ UDPGothic" w:eastAsia="BIZ UDPGothic"/>
           <w:b w:val="0"/>
           <w:i w:val="0"/>
           <w:sz w:val="21"/>
@@ -57,14 +54,18 @@
     <w:p>
       <w:pPr>
         <w:spacing w:before="200" w:after="60"/>
+        <w:pBdr>
+          <w:left w:val="single" w:sz="24" w:space="8" w:color="1F5C99"/>
+        </w:pBdr>
+        <w:ind w:left="113"/>
       </w:pPr>
       <w:r>
         <w:rPr>
-          <w:rFonts w:ascii="Meiryo UI" w:hAnsi="Meiryo UI" w:eastAsia="Meiryo UI"/>
+          <w:rFonts w:ascii="BIZ UDPGothic" w:hAnsi="BIZ UDPGothic" w:eastAsia="BIZ UDPGothic"/>
           <w:b/>
           <w:i w:val="0"/>
-          <w:color w:val="1F5C99"/>
-          <w:sz w:val="30"/>
+          <w:color w:val="20242C"/>
+          <w:sz w:val="32"/>
         </w:rPr>
         <w:t>1. 配布方針</w:t>
       </w:r>
@@ -75,7 +76,7 @@
       </w:pPr>
       <w:r>
         <w:rPr>
-          <w:rFonts w:ascii="Meiryo UI" w:hAnsi="Meiryo UI" w:eastAsia="Meiryo UI"/>
+          <w:rFonts w:ascii="BIZ UDPGothic" w:hAnsi="BIZ UDPGothic" w:eastAsia="BIZ UDPGothic"/>
           <w:b w:val="0"/>
           <w:i w:val="0"/>
           <w:sz w:val="21"/>
@@ -84,7 +85,7 @@
       </w:r>
       <w:r>
         <w:rPr>
-          <w:rFonts w:ascii="Meiryo UI" w:hAnsi="Meiryo UI" w:eastAsia="Meiryo UI"/>
+          <w:rFonts w:ascii="BIZ UDPGothic" w:hAnsi="BIZ UDPGothic" w:eastAsia="BIZ UDPGothic"/>
           <w:b/>
           <w:i w:val="0"/>
           <w:sz w:val="21"/>
@@ -93,7 +94,7 @@
       </w:r>
       <w:r>
         <w:rPr>
-          <w:rFonts w:ascii="Meiryo UI" w:hAnsi="Meiryo UI" w:eastAsia="Meiryo UI"/>
+          <w:rFonts w:ascii="BIZ UDPGothic" w:hAnsi="BIZ UDPGothic" w:eastAsia="BIZ UDPGothic"/>
           <w:b w:val="0"/>
           <w:i w:val="0"/>
           <w:sz w:val="21"/>
@@ -102,7 +103,7 @@
       </w:r>
       <w:r>
         <w:rPr>
-          <w:rFonts w:ascii="ＭＳ ゴシック" w:hAnsi="ＭＳ ゴシック" w:eastAsia="ＭＳ ゴシック"/>
+          <w:rFonts w:ascii="BIZ UDGothic" w:hAnsi="BIZ UDGothic" w:eastAsia="BIZ UDGothic"/>
           <w:b w:val="0"/>
           <w:i w:val="0"/>
           <w:sz w:val="20"/>
@@ -111,7 +112,7 @@
       </w:r>
       <w:r>
         <w:rPr>
-          <w:rFonts w:ascii="Meiryo UI" w:hAnsi="Meiryo UI" w:eastAsia="Meiryo UI"/>
+          <w:rFonts w:ascii="BIZ UDPGothic" w:hAnsi="BIZ UDPGothic" w:eastAsia="BIZ UDPGothic"/>
           <w:b w:val="0"/>
           <w:i w:val="0"/>
           <w:sz w:val="21"/>
@@ -120,7 +121,7 @@
       </w:r>
       <w:r>
         <w:rPr>
-          <w:rFonts w:ascii="Meiryo UI" w:hAnsi="Meiryo UI" w:eastAsia="Meiryo UI"/>
+          <w:rFonts w:ascii="BIZ UDPGothic" w:hAnsi="BIZ UDPGothic" w:eastAsia="BIZ UDPGothic"/>
           <w:b/>
           <w:i w:val="0"/>
           <w:sz w:val="21"/>
@@ -129,7 +130,7 @@
       </w:r>
       <w:r>
         <w:rPr>
-          <w:rFonts w:ascii="Meiryo UI" w:hAnsi="Meiryo UI" w:eastAsia="Meiryo UI"/>
+          <w:rFonts w:ascii="BIZ UDPGothic" w:hAnsi="BIZ UDPGothic" w:eastAsia="BIZ UDPGothic"/>
           <w:b w:val="0"/>
           <w:i w:val="0"/>
           <w:sz w:val="21"/>
@@ -145,7 +146,7 @@
       </w:pPr>
       <w:r>
         <w:rPr>
-          <w:rFonts w:ascii="Meiryo UI" w:hAnsi="Meiryo UI" w:eastAsia="Meiryo UI"/>
+          <w:rFonts w:ascii="BIZ UDPGothic" w:hAnsi="BIZ UDPGothic" w:eastAsia="BIZ UDPGothic"/>
           <w:b w:val="0"/>
           <w:i w:val="0"/>
           <w:sz w:val="21"/>
@@ -161,7 +162,7 @@
       </w:pPr>
       <w:r>
         <w:rPr>
-          <w:rFonts w:ascii="Meiryo UI" w:hAnsi="Meiryo UI" w:eastAsia="Meiryo UI"/>
+          <w:rFonts w:ascii="BIZ UDPGothic" w:hAnsi="BIZ UDPGothic" w:eastAsia="BIZ UDPGothic"/>
           <w:b w:val="0"/>
           <w:i w:val="0"/>
           <w:sz w:val="21"/>
@@ -170,7 +171,7 @@
       </w:r>
       <w:r>
         <w:rPr>
-          <w:rFonts w:ascii="ＭＳ ゴシック" w:hAnsi="ＭＳ ゴシック" w:eastAsia="ＭＳ ゴシック"/>
+          <w:rFonts w:ascii="BIZ UDGothic" w:hAnsi="BIZ UDGothic" w:eastAsia="BIZ UDGothic"/>
           <w:b w:val="0"/>
           <w:i w:val="0"/>
           <w:sz w:val="20"/>
@@ -179,7 +180,7 @@
       </w:r>
       <w:r>
         <w:rPr>
-          <w:rFonts w:ascii="Meiryo UI" w:hAnsi="Meiryo UI" w:eastAsia="Meiryo UI"/>
+          <w:rFonts w:ascii="BIZ UDPGothic" w:hAnsi="BIZ UDPGothic" w:eastAsia="BIZ UDPGothic"/>
           <w:b w:val="0"/>
           <w:i w:val="0"/>
           <w:sz w:val="21"/>
@@ -195,7 +196,7 @@
       </w:pPr>
       <w:r>
         <w:rPr>
-          <w:rFonts w:ascii="Meiryo UI" w:hAnsi="Meiryo UI" w:eastAsia="Meiryo UI"/>
+          <w:rFonts w:ascii="BIZ UDPGothic" w:hAnsi="BIZ UDPGothic" w:eastAsia="BIZ UDPGothic"/>
           <w:b w:val="0"/>
           <w:i w:val="0"/>
           <w:sz w:val="21"/>
@@ -206,14 +207,18 @@
     <w:p>
       <w:pPr>
         <w:spacing w:before="200" w:after="60"/>
+        <w:pBdr>
+          <w:left w:val="single" w:sz="24" w:space="8" w:color="1F5C99"/>
+        </w:pBdr>
+        <w:ind w:left="113"/>
       </w:pPr>
       <w:r>
         <w:rPr>
-          <w:rFonts w:ascii="Meiryo UI" w:hAnsi="Meiryo UI" w:eastAsia="Meiryo UI"/>
+          <w:rFonts w:ascii="BIZ UDPGothic" w:hAnsi="BIZ UDPGothic" w:eastAsia="BIZ UDPGothic"/>
           <w:b/>
           <w:i w:val="0"/>
-          <w:color w:val="1F5C99"/>
-          <w:sz w:val="30"/>
+          <w:color w:val="20242C"/>
+          <w:sz w:val="32"/>
         </w:rPr>
         <w:t>2. ビルド手順</w:t>
       </w:r>
@@ -224,7 +229,7 @@
       </w:pPr>
       <w:r>
         <w:rPr>
-          <w:rFonts w:ascii="Meiryo UI" w:hAnsi="Meiryo UI" w:eastAsia="Meiryo UI"/>
+          <w:rFonts w:ascii="BIZ UDPGothic" w:hAnsi="BIZ UDPGothic" w:eastAsia="BIZ UDPGothic"/>
           <w:b w:val="0"/>
           <w:i w:val="0"/>
           <w:sz w:val="21"/>
@@ -233,7 +238,7 @@
       </w:r>
       <w:r>
         <w:rPr>
-          <w:rFonts w:ascii="ＭＳ ゴシック" w:hAnsi="ＭＳ ゴシック" w:eastAsia="ＭＳ ゴシック"/>
+          <w:rFonts w:ascii="BIZ UDGothic" w:hAnsi="BIZ UDGothic" w:eastAsia="BIZ UDGothic"/>
           <w:b w:val="0"/>
           <w:i w:val="0"/>
           <w:sz w:val="20"/>
@@ -242,7 +247,7 @@
       </w:r>
       <w:r>
         <w:rPr>
-          <w:rFonts w:ascii="Meiryo UI" w:hAnsi="Meiryo UI" w:eastAsia="Meiryo UI"/>
+          <w:rFonts w:ascii="BIZ UDPGothic" w:hAnsi="BIZ UDPGothic" w:eastAsia="BIZ UDPGothic"/>
           <w:b w:val="0"/>
           <w:i w:val="0"/>
           <w:sz w:val="21"/>
@@ -250,187 +255,357 @@
         <w:t xml:space="preserve"> をダブルクリックするだけでよい。</w:t>
       </w:r>
     </w:p>
-    <w:p>
-      <w:pPr>
-        <w:pStyle w:val="ListNumber"/>
-        <w:spacing w:after="60"/>
-        <w:ind w:left="340"/>
-      </w:pPr>
-      <w:r>
-        <w:rPr>
-          <w:rFonts w:ascii="ＭＳ ゴシック" w:hAnsi="ＭＳ ゴシック" w:eastAsia="ＭＳ ゴシック"/>
-          <w:b w:val="0"/>
-          <w:i w:val="0"/>
-          <w:sz w:val="20"/>
-        </w:rPr>
-        <w:t>build.bat</w:t>
-      </w:r>
-      <w:r>
-        <w:rPr>
-          <w:rFonts w:ascii="Meiryo UI" w:hAnsi="Meiryo UI" w:eastAsia="Meiryo UI"/>
-          <w:b w:val="0"/>
-          <w:i w:val="0"/>
-          <w:sz w:val="21"/>
-        </w:rPr>
-        <w:t xml:space="preserve"> が隔離 venv（</w:t>
-      </w:r>
-      <w:r>
-        <w:rPr>
-          <w:rFonts w:ascii="ＭＳ ゴシック" w:hAnsi="ＭＳ ゴシック" w:eastAsia="ＭＳ ゴシック"/>
-          <w:b w:val="0"/>
-          <w:i w:val="0"/>
-          <w:sz w:val="20"/>
-        </w:rPr>
-        <w:t>.venv-build</w:t>
-      </w:r>
-      <w:r>
-        <w:rPr>
-          <w:rFonts w:ascii="Meiryo UI" w:hAnsi="Meiryo UI" w:eastAsia="Meiryo UI"/>
-          <w:b w:val="0"/>
-          <w:i w:val="0"/>
-          <w:sz w:val="21"/>
-        </w:rPr>
-        <w:t>）を作成し、ビルドに必要な依存のみインストールする。</w:t>
-      </w:r>
-    </w:p>
-    <w:p>
-      <w:pPr>
-        <w:pStyle w:val="ListNumber"/>
-        <w:spacing w:after="60"/>
-        <w:ind w:left="340"/>
-      </w:pPr>
-      <w:r>
-        <w:rPr>
-          <w:rFonts w:ascii="ＭＳ ゴシック" w:hAnsi="ＭＳ ゴシック" w:eastAsia="ＭＳ ゴシック"/>
-          <w:b w:val="0"/>
-          <w:i w:val="0"/>
-          <w:sz w:val="20"/>
-        </w:rPr>
-        <w:t>pyinstaller packaging/pdftosvg.spec --clean --noconfirm</w:t>
-      </w:r>
-      <w:r>
-        <w:rPr>
-          <w:rFonts w:ascii="Meiryo UI" w:hAnsi="Meiryo UI" w:eastAsia="Meiryo UI"/>
-          <w:b w:val="0"/>
-          <w:i w:val="0"/>
-          <w:sz w:val="21"/>
-        </w:rPr>
-        <w:t xml:space="preserve"> で onedir exe を生成する。</w:t>
-      </w:r>
-    </w:p>
-    <w:p>
-      <w:pPr>
-        <w:pStyle w:val="ListNumber"/>
-        <w:spacing w:after="60"/>
-        <w:ind w:left="340"/>
-      </w:pPr>
-      <w:r>
-        <w:rPr>
-          <w:rFonts w:ascii="Meiryo UI" w:hAnsi="Meiryo UI" w:eastAsia="Meiryo UI"/>
-          <w:b w:val="0"/>
-          <w:i w:val="0"/>
-          <w:sz w:val="21"/>
-        </w:rPr>
-        <w:t xml:space="preserve">成果物 </w:t>
-      </w:r>
-      <w:r>
-        <w:rPr>
-          <w:rFonts w:ascii="ＭＳ ゴシック" w:hAnsi="ＭＳ ゴシック" w:eastAsia="ＭＳ ゴシック"/>
-          <w:b w:val="0"/>
-          <w:i w:val="0"/>
-          <w:sz w:val="20"/>
-        </w:rPr>
-        <w:t>dist/PdfToSvg/</w:t>
-      </w:r>
-      <w:r>
-        <w:rPr>
-          <w:rFonts w:ascii="Meiryo UI" w:hAnsi="Meiryo UI" w:eastAsia="Meiryo UI"/>
-          <w:b w:val="0"/>
-          <w:i w:val="0"/>
-          <w:sz w:val="21"/>
-        </w:rPr>
-        <w:t>（</w:t>
-      </w:r>
-      <w:r>
-        <w:rPr>
-          <w:rFonts w:ascii="ＭＳ ゴシック" w:hAnsi="ＭＳ ゴシック" w:eastAsia="ＭＳ ゴシック"/>
-          <w:b w:val="0"/>
-          <w:i w:val="0"/>
-          <w:sz w:val="20"/>
-        </w:rPr>
-        <w:t>PdfToSvg.exe</w:t>
-      </w:r>
-      <w:r>
-        <w:rPr>
-          <w:rFonts w:ascii="Meiryo UI" w:hAnsi="Meiryo UI" w:eastAsia="Meiryo UI"/>
-          <w:b w:val="0"/>
-          <w:i w:val="0"/>
-          <w:sz w:val="21"/>
-        </w:rPr>
-        <w:t xml:space="preserve"> + </w:t>
-      </w:r>
-      <w:r>
-        <w:rPr>
-          <w:rFonts w:ascii="ＭＳ ゴシック" w:hAnsi="ＭＳ ゴシック" w:eastAsia="ＭＳ ゴシック"/>
-          <w:b w:val="0"/>
-          <w:i w:val="0"/>
-          <w:sz w:val="20"/>
-        </w:rPr>
-        <w:t>_internal</w:t>
-      </w:r>
-      <w:r>
-        <w:rPr>
-          <w:rFonts w:ascii="Meiryo UI" w:hAnsi="Meiryo UI" w:eastAsia="Meiryo UI"/>
-          <w:b w:val="0"/>
-          <w:i w:val="0"/>
-          <w:sz w:val="21"/>
-        </w:rPr>
-        <w:t xml:space="preserve"> + </w:t>
-      </w:r>
-      <w:r>
-        <w:rPr>
-          <w:rFonts w:ascii="ＭＳ ゴシック" w:hAnsi="ＭＳ ゴシック" w:eastAsia="ＭＳ ゴシック"/>
-          <w:b w:val="0"/>
-          <w:i w:val="0"/>
-          <w:sz w:val="20"/>
-        </w:rPr>
-        <w:t>resources</w:t>
-      </w:r>
-      <w:r>
-        <w:rPr>
-          <w:rFonts w:ascii="Meiryo UI" w:hAnsi="Meiryo UI" w:eastAsia="Meiryo UI"/>
-          <w:b w:val="0"/>
-          <w:i w:val="0"/>
-          <w:sz w:val="21"/>
-        </w:rPr>
-        <w:t xml:space="preserve"> + </w:t>
-      </w:r>
-      <w:r>
-        <w:rPr>
-          <w:rFonts w:ascii="ＭＳ ゴシック" w:hAnsi="ＭＳ ゴシック" w:eastAsia="ＭＳ ゴシック"/>
-          <w:b w:val="0"/>
-          <w:i w:val="0"/>
-          <w:sz w:val="20"/>
-        </w:rPr>
-        <w:t>fonts</w:t>
-      </w:r>
-      <w:r>
-        <w:rPr>
-          <w:rFonts w:ascii="Meiryo UI" w:hAnsi="Meiryo UI" w:eastAsia="Meiryo UI"/>
-          <w:b w:val="0"/>
-          <w:i w:val="0"/>
-          <w:sz w:val="21"/>
-        </w:rPr>
-        <w:t>）が出力される。</w:t>
-      </w:r>
-    </w:p>
+    <w:tbl>
+      <w:tblPr>
+        <w:tblW w:type="auto" w:w="0"/>
+        <w:tblLayout w:type="fixed"/>
+        <w:tblLook w:firstColumn="1" w:firstRow="1" w:lastColumn="0" w:lastRow="0" w:noHBand="0" w:noVBand="1" w:val="04A0"/>
+      </w:tblPr>
+      <w:tblGrid>
+        <w:gridCol w:w="539"/>
+        <w:gridCol w:w="8504"/>
+      </w:tblGrid>
+      <w:tr>
+        <w:trPr>
+          <w:cantSplit/>
+        </w:trPr>
+        <w:tc>
+          <w:tcPr>
+            <w:tcW w:type="dxa" w:w="539"/>
+            <w:shd w:val="clear" w:color="auto" w:fill="1F5C99"/>
+            <w:vAlign w:val="center"/>
+            <w:tcBorders>
+              <w:top w:val="single" w:sz="4" w:space="0" w:color="D7DEE5"/>
+              <w:left w:val="single" w:sz="4" w:space="0" w:color="D7DEE5"/>
+              <w:bottom w:val="single" w:sz="4" w:space="0" w:color="D7DEE5"/>
+              <w:right w:val="single" w:sz="4" w:space="0" w:color="D7DEE5"/>
+            </w:tcBorders>
+          </w:tcPr>
+          <w:p>
+            <w:pPr>
+              <w:jc w:val="center"/>
+            </w:pPr>
+            <w:r>
+              <w:rPr>
+                <w:rFonts w:ascii="BIZ UDPGothic" w:hAnsi="BIZ UDPGothic" w:eastAsia="BIZ UDPGothic"/>
+                <w:b/>
+                <w:i w:val="0"/>
+                <w:color w:val="FFFFFF"/>
+                <w:sz w:val="22"/>
+              </w:rPr>
+              <w:t>1</w:t>
+            </w:r>
+          </w:p>
+        </w:tc>
+        <w:tc>
+          <w:tcPr>
+            <w:tcW w:type="dxa" w:w="8504"/>
+            <w:tcBorders>
+              <w:top w:val="single" w:sz="4" w:space="0" w:color="D7DEE5"/>
+              <w:left w:val="single" w:sz="4" w:space="0" w:color="D7DEE5"/>
+              <w:bottom w:val="single" w:sz="4" w:space="0" w:color="D7DEE5"/>
+              <w:right w:val="single" w:sz="4" w:space="0" w:color="D7DEE5"/>
+            </w:tcBorders>
+            <w:shd w:val="clear" w:color="auto" w:fill="FAFBFC"/>
+          </w:tcPr>
+          <w:p>
+            <w:r>
+              <w:rPr>
+                <w:rFonts w:ascii="BIZ UDGothic" w:hAnsi="BIZ UDGothic" w:eastAsia="BIZ UDGothic"/>
+                <w:b w:val="0"/>
+                <w:i w:val="0"/>
+                <w:color w:val="20242C"/>
+                <w:sz w:val="20"/>
+              </w:rPr>
+              <w:t>build.bat</w:t>
+            </w:r>
+            <w:r>
+              <w:rPr>
+                <w:rFonts w:ascii="BIZ UDPGothic" w:hAnsi="BIZ UDPGothic" w:eastAsia="BIZ UDPGothic"/>
+                <w:b w:val="0"/>
+                <w:i w:val="0"/>
+                <w:color w:val="20242C"/>
+                <w:sz w:val="21"/>
+              </w:rPr>
+              <w:t xml:space="preserve"> が隔離 venv（</w:t>
+            </w:r>
+            <w:r>
+              <w:rPr>
+                <w:rFonts w:ascii="BIZ UDGothic" w:hAnsi="BIZ UDGothic" w:eastAsia="BIZ UDGothic"/>
+                <w:b w:val="0"/>
+                <w:i w:val="0"/>
+                <w:color w:val="20242C"/>
+                <w:sz w:val="20"/>
+              </w:rPr>
+              <w:t>.venv-build</w:t>
+            </w:r>
+            <w:r>
+              <w:rPr>
+                <w:rFonts w:ascii="BIZ UDPGothic" w:hAnsi="BIZ UDPGothic" w:eastAsia="BIZ UDPGothic"/>
+                <w:b w:val="0"/>
+                <w:i w:val="0"/>
+                <w:color w:val="20242C"/>
+                <w:sz w:val="21"/>
+              </w:rPr>
+              <w:t>）を作成し、ビルドに必要な依存のみインストールする。</w:t>
+            </w:r>
+          </w:p>
+        </w:tc>
+      </w:tr>
+    </w:tbl>
+    <w:tbl>
+      <w:tblPr>
+        <w:tblW w:type="auto" w:w="0"/>
+        <w:tblLayout w:type="fixed"/>
+        <w:tblLook w:firstColumn="1" w:firstRow="1" w:lastColumn="0" w:lastRow="0" w:noHBand="0" w:noVBand="1" w:val="04A0"/>
+      </w:tblPr>
+      <w:tblGrid>
+        <w:gridCol w:w="539"/>
+        <w:gridCol w:w="8504"/>
+      </w:tblGrid>
+      <w:tr>
+        <w:trPr>
+          <w:cantSplit/>
+        </w:trPr>
+        <w:tc>
+          <w:tcPr>
+            <w:tcW w:type="dxa" w:w="539"/>
+            <w:shd w:val="clear" w:color="auto" w:fill="1F5C99"/>
+            <w:vAlign w:val="center"/>
+            <w:tcBorders>
+              <w:top w:val="single" w:sz="4" w:space="0" w:color="D7DEE5"/>
+              <w:left w:val="single" w:sz="4" w:space="0" w:color="D7DEE5"/>
+              <w:bottom w:val="single" w:sz="4" w:space="0" w:color="D7DEE5"/>
+              <w:right w:val="single" w:sz="4" w:space="0" w:color="D7DEE5"/>
+            </w:tcBorders>
+          </w:tcPr>
+          <w:p>
+            <w:pPr>
+              <w:jc w:val="center"/>
+            </w:pPr>
+            <w:r>
+              <w:rPr>
+                <w:rFonts w:ascii="BIZ UDPGothic" w:hAnsi="BIZ UDPGothic" w:eastAsia="BIZ UDPGothic"/>
+                <w:b/>
+                <w:i w:val="0"/>
+                <w:color w:val="FFFFFF"/>
+                <w:sz w:val="22"/>
+              </w:rPr>
+              <w:t>2</w:t>
+            </w:r>
+          </w:p>
+        </w:tc>
+        <w:tc>
+          <w:tcPr>
+            <w:tcW w:type="dxa" w:w="8504"/>
+            <w:tcBorders>
+              <w:top w:val="single" w:sz="4" w:space="0" w:color="D7DEE5"/>
+              <w:left w:val="single" w:sz="4" w:space="0" w:color="D7DEE5"/>
+              <w:bottom w:val="single" w:sz="4" w:space="0" w:color="D7DEE5"/>
+              <w:right w:val="single" w:sz="4" w:space="0" w:color="D7DEE5"/>
+            </w:tcBorders>
+            <w:shd w:val="clear" w:color="auto" w:fill="FAFBFC"/>
+          </w:tcPr>
+          <w:p>
+            <w:r>
+              <w:rPr>
+                <w:rFonts w:ascii="BIZ UDGothic" w:hAnsi="BIZ UDGothic" w:eastAsia="BIZ UDGothic"/>
+                <w:b w:val="0"/>
+                <w:i w:val="0"/>
+                <w:color w:val="20242C"/>
+                <w:sz w:val="20"/>
+              </w:rPr>
+              <w:t>pyinstaller packaging/pdftosvg.spec --clean --noconfirm</w:t>
+            </w:r>
+            <w:r>
+              <w:rPr>
+                <w:rFonts w:ascii="BIZ UDPGothic" w:hAnsi="BIZ UDPGothic" w:eastAsia="BIZ UDPGothic"/>
+                <w:b w:val="0"/>
+                <w:i w:val="0"/>
+                <w:color w:val="20242C"/>
+                <w:sz w:val="21"/>
+              </w:rPr>
+              <w:t xml:space="preserve"> で onedir exe を生成する。</w:t>
+            </w:r>
+          </w:p>
+        </w:tc>
+      </w:tr>
+    </w:tbl>
+    <w:tbl>
+      <w:tblPr>
+        <w:tblW w:type="auto" w:w="0"/>
+        <w:tblLayout w:type="fixed"/>
+        <w:tblLook w:firstColumn="1" w:firstRow="1" w:lastColumn="0" w:lastRow="0" w:noHBand="0" w:noVBand="1" w:val="04A0"/>
+      </w:tblPr>
+      <w:tblGrid>
+        <w:gridCol w:w="539"/>
+        <w:gridCol w:w="8504"/>
+      </w:tblGrid>
+      <w:tr>
+        <w:trPr>
+          <w:cantSplit/>
+        </w:trPr>
+        <w:tc>
+          <w:tcPr>
+            <w:tcW w:type="dxa" w:w="539"/>
+            <w:shd w:val="clear" w:color="auto" w:fill="1F5C99"/>
+            <w:vAlign w:val="center"/>
+            <w:tcBorders>
+              <w:top w:val="single" w:sz="4" w:space="0" w:color="D7DEE5"/>
+              <w:left w:val="single" w:sz="4" w:space="0" w:color="D7DEE5"/>
+              <w:bottom w:val="single" w:sz="4" w:space="0" w:color="D7DEE5"/>
+              <w:right w:val="single" w:sz="4" w:space="0" w:color="D7DEE5"/>
+            </w:tcBorders>
+          </w:tcPr>
+          <w:p>
+            <w:pPr>
+              <w:jc w:val="center"/>
+            </w:pPr>
+            <w:r>
+              <w:rPr>
+                <w:rFonts w:ascii="BIZ UDPGothic" w:hAnsi="BIZ UDPGothic" w:eastAsia="BIZ UDPGothic"/>
+                <w:b/>
+                <w:i w:val="0"/>
+                <w:color w:val="FFFFFF"/>
+                <w:sz w:val="22"/>
+              </w:rPr>
+              <w:t>3</w:t>
+            </w:r>
+          </w:p>
+        </w:tc>
+        <w:tc>
+          <w:tcPr>
+            <w:tcW w:type="dxa" w:w="8504"/>
+            <w:tcBorders>
+              <w:top w:val="single" w:sz="4" w:space="0" w:color="D7DEE5"/>
+              <w:left w:val="single" w:sz="4" w:space="0" w:color="D7DEE5"/>
+              <w:bottom w:val="single" w:sz="4" w:space="0" w:color="D7DEE5"/>
+              <w:right w:val="single" w:sz="4" w:space="0" w:color="D7DEE5"/>
+            </w:tcBorders>
+            <w:shd w:val="clear" w:color="auto" w:fill="FAFBFC"/>
+          </w:tcPr>
+          <w:p>
+            <w:r>
+              <w:rPr>
+                <w:rFonts w:ascii="BIZ UDPGothic" w:hAnsi="BIZ UDPGothic" w:eastAsia="BIZ UDPGothic"/>
+                <w:b w:val="0"/>
+                <w:i w:val="0"/>
+                <w:color w:val="20242C"/>
+                <w:sz w:val="21"/>
+              </w:rPr>
+              <w:t xml:space="preserve">成果物 </w:t>
+            </w:r>
+            <w:r>
+              <w:rPr>
+                <w:rFonts w:ascii="BIZ UDGothic" w:hAnsi="BIZ UDGothic" w:eastAsia="BIZ UDGothic"/>
+                <w:b w:val="0"/>
+                <w:i w:val="0"/>
+                <w:color w:val="20242C"/>
+                <w:sz w:val="20"/>
+              </w:rPr>
+              <w:t>dist/PdfToSvg/</w:t>
+            </w:r>
+            <w:r>
+              <w:rPr>
+                <w:rFonts w:ascii="BIZ UDPGothic" w:hAnsi="BIZ UDPGothic" w:eastAsia="BIZ UDPGothic"/>
+                <w:b w:val="0"/>
+                <w:i w:val="0"/>
+                <w:color w:val="20242C"/>
+                <w:sz w:val="21"/>
+              </w:rPr>
+              <w:t>（</w:t>
+            </w:r>
+            <w:r>
+              <w:rPr>
+                <w:rFonts w:ascii="BIZ UDGothic" w:hAnsi="BIZ UDGothic" w:eastAsia="BIZ UDGothic"/>
+                <w:b w:val="0"/>
+                <w:i w:val="0"/>
+                <w:color w:val="20242C"/>
+                <w:sz w:val="20"/>
+              </w:rPr>
+              <w:t>PdfToSvg.exe</w:t>
+            </w:r>
+            <w:r>
+              <w:rPr>
+                <w:rFonts w:ascii="BIZ UDPGothic" w:hAnsi="BIZ UDPGothic" w:eastAsia="BIZ UDPGothic"/>
+                <w:b w:val="0"/>
+                <w:i w:val="0"/>
+                <w:color w:val="20242C"/>
+                <w:sz w:val="21"/>
+              </w:rPr>
+              <w:t xml:space="preserve"> + </w:t>
+            </w:r>
+            <w:r>
+              <w:rPr>
+                <w:rFonts w:ascii="BIZ UDGothic" w:hAnsi="BIZ UDGothic" w:eastAsia="BIZ UDGothic"/>
+                <w:b w:val="0"/>
+                <w:i w:val="0"/>
+                <w:color w:val="20242C"/>
+                <w:sz w:val="20"/>
+              </w:rPr>
+              <w:t>_internal</w:t>
+            </w:r>
+            <w:r>
+              <w:rPr>
+                <w:rFonts w:ascii="BIZ UDPGothic" w:hAnsi="BIZ UDPGothic" w:eastAsia="BIZ UDPGothic"/>
+                <w:b w:val="0"/>
+                <w:i w:val="0"/>
+                <w:color w:val="20242C"/>
+                <w:sz w:val="21"/>
+              </w:rPr>
+              <w:t xml:space="preserve"> + </w:t>
+            </w:r>
+            <w:r>
+              <w:rPr>
+                <w:rFonts w:ascii="BIZ UDGothic" w:hAnsi="BIZ UDGothic" w:eastAsia="BIZ UDGothic"/>
+                <w:b w:val="0"/>
+                <w:i w:val="0"/>
+                <w:color w:val="20242C"/>
+                <w:sz w:val="20"/>
+              </w:rPr>
+              <w:t>resources</w:t>
+            </w:r>
+            <w:r>
+              <w:rPr>
+                <w:rFonts w:ascii="BIZ UDPGothic" w:hAnsi="BIZ UDPGothic" w:eastAsia="BIZ UDPGothic"/>
+                <w:b w:val="0"/>
+                <w:i w:val="0"/>
+                <w:color w:val="20242C"/>
+                <w:sz w:val="21"/>
+              </w:rPr>
+              <w:t xml:space="preserve"> + </w:t>
+            </w:r>
+            <w:r>
+              <w:rPr>
+                <w:rFonts w:ascii="BIZ UDGothic" w:hAnsi="BIZ UDGothic" w:eastAsia="BIZ UDGothic"/>
+                <w:b w:val="0"/>
+                <w:i w:val="0"/>
+                <w:color w:val="20242C"/>
+                <w:sz w:val="20"/>
+              </w:rPr>
+              <w:t>fonts</w:t>
+            </w:r>
+            <w:r>
+              <w:rPr>
+                <w:rFonts w:ascii="BIZ UDPGothic" w:hAnsi="BIZ UDPGothic" w:eastAsia="BIZ UDPGothic"/>
+                <w:b w:val="0"/>
+                <w:i w:val="0"/>
+                <w:color w:val="20242C"/>
+                <w:sz w:val="21"/>
+              </w:rPr>
+              <w:t>）が出力される。</w:t>
+            </w:r>
+          </w:p>
+        </w:tc>
+      </w:tr>
+    </w:tbl>
     <w:p>
       <w:pPr>
         <w:spacing w:after="80"/>
       </w:pPr>
       <w:r>
         <w:rPr>
-          <w:rFonts w:ascii="Meiryo UI" w:hAnsi="Meiryo UI" w:eastAsia="Meiryo UI"/>
+          <w:rFonts w:ascii="BIZ UDPGothic" w:hAnsi="BIZ UDPGothic" w:eastAsia="BIZ UDPGothic"/>
           <w:b w:val="0"/>
           <w:i w:val="0"/>
           <w:sz w:val="21"/>
@@ -442,11 +617,11 @@
       <w:pPr>
         <w:spacing w:before="60" w:after="120"/>
         <w:ind w:left="170"/>
-        <w:shd w:val="clear" w:color="auto" w:fill="F2F4F7"/>
+        <w:shd w:val="clear" w:color="auto" w:fill="F4F6F8"/>
       </w:pPr>
       <w:r>
         <w:rPr>
-          <w:rFonts w:ascii="ＭＳ ゴシック" w:hAnsi="ＭＳ ゴシック" w:eastAsia="ＭＳ ゴシック"/>
+          <w:rFonts w:ascii="BIZ UDGothic" w:hAnsi="BIZ UDGothic" w:eastAsia="BIZ UDGothic"/>
           <w:b w:val="0"/>
           <w:i w:val="0"/>
           <w:sz w:val="17"/>
@@ -462,7 +637,7 @@
       </w:pPr>
       <w:r>
         <w:rPr>
-          <w:rFonts w:ascii="ＭＳ ゴシック" w:hAnsi="ＭＳ ゴシック" w:eastAsia="ＭＳ ゴシック"/>
+          <w:rFonts w:ascii="BIZ UDGothic" w:hAnsi="BIZ UDGothic" w:eastAsia="BIZ UDGothic"/>
           <w:b w:val="0"/>
           <w:i w:val="0"/>
           <w:sz w:val="20"/>
@@ -471,7 +646,7 @@
       </w:r>
       <w:r>
         <w:rPr>
-          <w:rFonts w:ascii="Meiryo UI" w:hAnsi="Meiryo UI" w:eastAsia="Meiryo UI"/>
+          <w:rFonts w:ascii="BIZ UDPGothic" w:hAnsi="BIZ UDPGothic" w:eastAsia="BIZ UDPGothic"/>
           <w:b w:val="0"/>
           <w:i w:val="0"/>
           <w:sz w:val="21"/>
@@ -480,7 +655,7 @@
       </w:r>
       <w:r>
         <w:rPr>
-          <w:rFonts w:ascii="ＭＳ ゴシック" w:hAnsi="ＭＳ ゴシック" w:eastAsia="ＭＳ ゴシック"/>
+          <w:rFonts w:ascii="BIZ UDGothic" w:hAnsi="BIZ UDGothic" w:eastAsia="BIZ UDGothic"/>
           <w:b w:val="0"/>
           <w:i w:val="0"/>
           <w:sz w:val="20"/>
@@ -489,7 +664,7 @@
       </w:r>
       <w:r>
         <w:rPr>
-          <w:rFonts w:ascii="Meiryo UI" w:hAnsi="Meiryo UI" w:eastAsia="Meiryo UI"/>
+          <w:rFonts w:ascii="BIZ UDPGothic" w:hAnsi="BIZ UDPGothic" w:eastAsia="BIZ UDPGothic"/>
           <w:b w:val="0"/>
           <w:i w:val="0"/>
           <w:sz w:val="21"/>
@@ -498,7 +673,7 @@
       </w:r>
       <w:r>
         <w:rPr>
-          <w:rFonts w:ascii="ＭＳ ゴシック" w:hAnsi="ＭＳ ゴシック" w:eastAsia="ＭＳ ゴシック"/>
+          <w:rFonts w:ascii="BIZ UDGothic" w:hAnsi="BIZ UDGothic" w:eastAsia="BIZ UDGothic"/>
           <w:b w:val="0"/>
           <w:i w:val="0"/>
           <w:sz w:val="20"/>
@@ -507,7 +682,7 @@
       </w:r>
       <w:r>
         <w:rPr>
-          <w:rFonts w:ascii="Meiryo UI" w:hAnsi="Meiryo UI" w:eastAsia="Meiryo UI"/>
+          <w:rFonts w:ascii="BIZ UDPGothic" w:hAnsi="BIZ UDPGothic" w:eastAsia="BIZ UDPGothic"/>
           <w:b w:val="0"/>
           <w:i w:val="0"/>
           <w:sz w:val="21"/>
@@ -516,7 +691,7 @@
       </w:r>
       <w:r>
         <w:rPr>
-          <w:rFonts w:ascii="ＭＳ ゴシック" w:hAnsi="ＭＳ ゴシック" w:eastAsia="ＭＳ ゴシック"/>
+          <w:rFonts w:ascii="BIZ UDGothic" w:hAnsi="BIZ UDGothic" w:eastAsia="BIZ UDGothic"/>
           <w:b w:val="0"/>
           <w:i w:val="0"/>
           <w:sz w:val="20"/>
@@ -525,7 +700,7 @@
       </w:r>
       <w:r>
         <w:rPr>
-          <w:rFonts w:ascii="Meiryo UI" w:hAnsi="Meiryo UI" w:eastAsia="Meiryo UI"/>
+          <w:rFonts w:ascii="BIZ UDPGothic" w:hAnsi="BIZ UDPGothic" w:eastAsia="BIZ UDPGothic"/>
           <w:b w:val="0"/>
           <w:i w:val="0"/>
           <w:sz w:val="21"/>
@@ -534,7 +709,7 @@
       </w:r>
       <w:r>
         <w:rPr>
-          <w:rFonts w:ascii="ＭＳ ゴシック" w:hAnsi="ＭＳ ゴシック" w:eastAsia="ＭＳ ゴシック"/>
+          <w:rFonts w:ascii="BIZ UDGothic" w:hAnsi="BIZ UDGothic" w:eastAsia="BIZ UDGothic"/>
           <w:b w:val="0"/>
           <w:i w:val="0"/>
           <w:sz w:val="20"/>
@@ -543,7 +718,7 @@
       </w:r>
       <w:r>
         <w:rPr>
-          <w:rFonts w:ascii="Meiryo UI" w:hAnsi="Meiryo UI" w:eastAsia="Meiryo UI"/>
+          <w:rFonts w:ascii="BIZ UDPGothic" w:hAnsi="BIZ UDPGothic" w:eastAsia="BIZ UDPGothic"/>
           <w:b w:val="0"/>
           <w:i w:val="0"/>
           <w:sz w:val="21"/>
@@ -552,7 +727,7 @@
       </w:r>
       <w:r>
         <w:rPr>
-          <w:rFonts w:ascii="ＭＳ ゴシック" w:hAnsi="ＭＳ ゴシック" w:eastAsia="ＭＳ ゴシック"/>
+          <w:rFonts w:ascii="BIZ UDGothic" w:hAnsi="BIZ UDGothic" w:eastAsia="BIZ UDGothic"/>
           <w:b w:val="0"/>
           <w:i w:val="0"/>
           <w:sz w:val="20"/>
@@ -561,7 +736,7 @@
       </w:r>
       <w:r>
         <w:rPr>
-          <w:rFonts w:ascii="Meiryo UI" w:hAnsi="Meiryo UI" w:eastAsia="Meiryo UI"/>
+          <w:rFonts w:ascii="BIZ UDPGothic" w:hAnsi="BIZ UDPGothic" w:eastAsia="BIZ UDPGothic"/>
           <w:b w:val="0"/>
           <w:i w:val="0"/>
           <w:sz w:val="21"/>
@@ -572,14 +747,18 @@
     <w:p>
       <w:pPr>
         <w:spacing w:before="200" w:after="60"/>
+        <w:pBdr>
+          <w:left w:val="single" w:sz="24" w:space="8" w:color="1F5C99"/>
+        </w:pBdr>
+        <w:ind w:left="113"/>
       </w:pPr>
       <w:r>
         <w:rPr>
-          <w:rFonts w:ascii="Meiryo UI" w:hAnsi="Meiryo UI" w:eastAsia="Meiryo UI"/>
+          <w:rFonts w:ascii="BIZ UDPGothic" w:hAnsi="BIZ UDPGothic" w:eastAsia="BIZ UDPGothic"/>
           <w:b/>
           <w:i w:val="0"/>
-          <w:color w:val="1F5C99"/>
-          <w:sz w:val="30"/>
+          <w:color w:val="20242C"/>
+          <w:sz w:val="32"/>
         </w:rPr>
         <w:t>3. ビルド後の確認（チェックリスト）</w:t>
       </w:r>
@@ -590,7 +769,7 @@
       </w:pPr>
       <w:r>
         <w:rPr>
-          <w:rFonts w:ascii="Meiryo UI" w:hAnsi="Meiryo UI" w:eastAsia="Meiryo UI"/>
+          <w:rFonts w:ascii="BIZ UDPGothic" w:hAnsi="BIZ UDPGothic" w:eastAsia="BIZ UDPGothic"/>
           <w:b w:val="0"/>
           <w:i w:val="0"/>
           <w:sz w:val="21"/>
@@ -606,7 +785,7 @@
       </w:pPr>
       <w:r>
         <w:rPr>
-          <w:rFonts w:ascii="ＭＳ ゴシック" w:hAnsi="ＭＳ ゴシック" w:eastAsia="ＭＳ ゴシック"/>
+          <w:rFonts w:ascii="BIZ UDGothic" w:hAnsi="BIZ UDGothic" w:eastAsia="BIZ UDGothic"/>
           <w:b w:val="0"/>
           <w:i w:val="0"/>
           <w:sz w:val="20"/>
@@ -615,7 +794,7 @@
       </w:r>
       <w:r>
         <w:rPr>
-          <w:rFonts w:ascii="Meiryo UI" w:hAnsi="Meiryo UI" w:eastAsia="Meiryo UI"/>
+          <w:rFonts w:ascii="BIZ UDPGothic" w:hAnsi="BIZ UDPGothic" w:eastAsia="BIZ UDPGothic"/>
           <w:b w:val="0"/>
           <w:i w:val="0"/>
           <w:sz w:val="21"/>
@@ -624,7 +803,7 @@
       </w:r>
       <w:r>
         <w:rPr>
-          <w:rFonts w:ascii="ＭＳ ゴシック" w:hAnsi="ＭＳ ゴシック" w:eastAsia="ＭＳ ゴシック"/>
+          <w:rFonts w:ascii="BIZ UDGothic" w:hAnsi="BIZ UDGothic" w:eastAsia="BIZ UDGothic"/>
           <w:b w:val="0"/>
           <w:i w:val="0"/>
           <w:sz w:val="20"/>
@@ -633,7 +812,7 @@
       </w:r>
       <w:r>
         <w:rPr>
-          <w:rFonts w:ascii="Meiryo UI" w:hAnsi="Meiryo UI" w:eastAsia="Meiryo UI"/>
+          <w:rFonts w:ascii="BIZ UDPGothic" w:hAnsi="BIZ UDPGothic" w:eastAsia="BIZ UDPGothic"/>
           <w:b w:val="0"/>
           <w:i w:val="0"/>
           <w:sz w:val="21"/>
@@ -642,7 +821,7 @@
       </w:r>
       <w:r>
         <w:rPr>
-          <w:rFonts w:ascii="ＭＳ ゴシック" w:hAnsi="ＭＳ ゴシック" w:eastAsia="ＭＳ ゴシック"/>
+          <w:rFonts w:ascii="BIZ UDGothic" w:hAnsi="BIZ UDGothic" w:eastAsia="BIZ UDGothic"/>
           <w:b w:val="0"/>
           <w:i w:val="0"/>
           <w:sz w:val="20"/>
@@ -651,7 +830,7 @@
       </w:r>
       <w:r>
         <w:rPr>
-          <w:rFonts w:ascii="Meiryo UI" w:hAnsi="Meiryo UI" w:eastAsia="Meiryo UI"/>
+          <w:rFonts w:ascii="BIZ UDPGothic" w:hAnsi="BIZ UDPGothic" w:eastAsia="BIZ UDPGothic"/>
           <w:b w:val="0"/>
           <w:i w:val="0"/>
           <w:sz w:val="21"/>
@@ -660,7 +839,7 @@
       </w:r>
       <w:r>
         <w:rPr>
-          <w:rFonts w:ascii="ＭＳ ゴシック" w:hAnsi="ＭＳ ゴシック" w:eastAsia="ＭＳ ゴシック"/>
+          <w:rFonts w:ascii="BIZ UDGothic" w:hAnsi="BIZ UDGothic" w:eastAsia="BIZ UDGothic"/>
           <w:b w:val="0"/>
           <w:i w:val="0"/>
           <w:sz w:val="20"/>
@@ -669,7 +848,7 @@
       </w:r>
       <w:r>
         <w:rPr>
-          <w:rFonts w:ascii="Meiryo UI" w:hAnsi="Meiryo UI" w:eastAsia="Meiryo UI"/>
+          <w:rFonts w:ascii="BIZ UDPGothic" w:hAnsi="BIZ UDPGothic" w:eastAsia="BIZ UDPGothic"/>
           <w:b w:val="0"/>
           <w:i w:val="0"/>
           <w:sz w:val="21"/>
@@ -678,7 +857,7 @@
       </w:r>
       <w:r>
         <w:rPr>
-          <w:rFonts w:ascii="Meiryo UI" w:hAnsi="Meiryo UI" w:eastAsia="Meiryo UI"/>
+          <w:rFonts w:ascii="BIZ UDPGothic" w:hAnsi="BIZ UDPGothic" w:eastAsia="BIZ UDPGothic"/>
           <w:b/>
           <w:i w:val="0"/>
           <w:sz w:val="21"/>
@@ -687,7 +866,7 @@
       </w:r>
       <w:r>
         <w:rPr>
-          <w:rFonts w:ascii="Meiryo UI" w:hAnsi="Meiryo UI" w:eastAsia="Meiryo UI"/>
+          <w:rFonts w:ascii="BIZ UDPGothic" w:hAnsi="BIZ UDPGothic" w:eastAsia="BIZ UDPGothic"/>
           <w:b w:val="0"/>
           <w:i w:val="0"/>
           <w:sz w:val="21"/>
@@ -703,7 +882,7 @@
       </w:pPr>
       <w:r>
         <w:rPr>
-          <w:rFonts w:ascii="ＭＳ ゴシック" w:hAnsi="ＭＳ ゴシック" w:eastAsia="ＭＳ ゴシック"/>
+          <w:rFonts w:ascii="BIZ UDGothic" w:hAnsi="BIZ UDGothic" w:eastAsia="BIZ UDGothic"/>
           <w:b w:val="0"/>
           <w:i w:val="0"/>
           <w:sz w:val="20"/>
@@ -712,7 +891,7 @@
       </w:r>
       <w:r>
         <w:rPr>
-          <w:rFonts w:ascii="Meiryo UI" w:hAnsi="Meiryo UI" w:eastAsia="Meiryo UI"/>
+          <w:rFonts w:ascii="BIZ UDPGothic" w:hAnsi="BIZ UDPGothic" w:eastAsia="BIZ UDPGothic"/>
           <w:b w:val="0"/>
           <w:i w:val="0"/>
           <w:sz w:val="21"/>
@@ -721,7 +900,7 @@
       </w:r>
       <w:r>
         <w:rPr>
-          <w:rFonts w:ascii="ＭＳ ゴシック" w:hAnsi="ＭＳ ゴシック" w:eastAsia="ＭＳ ゴシック"/>
+          <w:rFonts w:ascii="BIZ UDGothic" w:hAnsi="BIZ UDGothic" w:eastAsia="BIZ UDGothic"/>
           <w:b w:val="0"/>
           <w:i w:val="0"/>
           <w:sz w:val="20"/>
@@ -730,7 +909,7 @@
       </w:r>
       <w:r>
         <w:rPr>
-          <w:rFonts w:ascii="Meiryo UI" w:hAnsi="Meiryo UI" w:eastAsia="Meiryo UI"/>
+          <w:rFonts w:ascii="BIZ UDPGothic" w:hAnsi="BIZ UDPGothic" w:eastAsia="BIZ UDPGothic"/>
           <w:b w:val="0"/>
           <w:i w:val="0"/>
           <w:sz w:val="21"/>
@@ -746,7 +925,7 @@
       </w:pPr>
       <w:r>
         <w:rPr>
-          <w:rFonts w:ascii="Meiryo UI" w:hAnsi="Meiryo UI" w:eastAsia="Meiryo UI"/>
+          <w:rFonts w:ascii="BIZ UDPGothic" w:hAnsi="BIZ UDPGothic" w:eastAsia="BIZ UDPGothic"/>
           <w:b/>
           <w:i w:val="0"/>
           <w:sz w:val="21"/>
@@ -755,7 +934,7 @@
       </w:r>
       <w:r>
         <w:rPr>
-          <w:rFonts w:ascii="Meiryo UI" w:hAnsi="Meiryo UI" w:eastAsia="Meiryo UI"/>
+          <w:rFonts w:ascii="BIZ UDPGothic" w:hAnsi="BIZ UDPGothic" w:eastAsia="BIZ UDPGothic"/>
           <w:b w:val="0"/>
           <w:i w:val="0"/>
           <w:sz w:val="21"/>
@@ -771,7 +950,7 @@
       </w:pPr>
       <w:r>
         <w:rPr>
-          <w:rFonts w:ascii="ＭＳ ゴシック" w:hAnsi="ＭＳ ゴシック" w:eastAsia="ＭＳ ゴシック"/>
+          <w:rFonts w:ascii="BIZ UDGothic" w:hAnsi="BIZ UDGothic" w:eastAsia="BIZ UDGothic"/>
           <w:b w:val="0"/>
           <w:i w:val="0"/>
           <w:sz w:val="20"/>
@@ -780,7 +959,7 @@
       </w:r>
       <w:r>
         <w:rPr>
-          <w:rFonts w:ascii="Meiryo UI" w:hAnsi="Meiryo UI" w:eastAsia="Meiryo UI"/>
+          <w:rFonts w:ascii="BIZ UDPGothic" w:hAnsi="BIZ UDPGothic" w:eastAsia="BIZ UDPGothic"/>
           <w:b w:val="0"/>
           <w:i w:val="0"/>
           <w:sz w:val="21"/>
@@ -788,131 +967,336 @@
         <w:t xml:space="preserve"> をダブルクリックして Edge のアプリ窓が開き、4 ステップを一巡して SVG を書き出せること。</w:t>
       </w:r>
     </w:p>
+    <w:tbl>
+      <w:tblPr>
+        <w:tblW w:type="auto" w:w="0"/>
+        <w:tblLook w:firstColumn="1" w:firstRow="1" w:lastColumn="0" w:lastRow="0" w:noHBand="0" w:noVBand="1" w:val="04A0"/>
+      </w:tblPr>
+      <w:tblGrid>
+        <w:gridCol w:w="9746"/>
+      </w:tblGrid>
+      <w:tr>
+        <w:trPr>
+          <w:cantSplit/>
+        </w:trPr>
+        <w:tc>
+          <w:tcPr>
+            <w:tcW w:type="dxa" w:w="9746"/>
+            <w:shd w:val="clear" w:color="auto" w:fill="EAF2FB"/>
+            <w:tcBorders>
+              <w:top w:val="single" w:sz="8" w:space="0" w:color="B9D3EE"/>
+              <w:left w:val="single" w:sz="8" w:space="0" w:color="B9D3EE"/>
+              <w:bottom w:val="single" w:sz="8" w:space="0" w:color="B9D3EE"/>
+              <w:right w:val="single" w:sz="8" w:space="0" w:color="B9D3EE"/>
+            </w:tcBorders>
+          </w:tcPr>
+          <w:p>
+            <w:r>
+              <w:rPr>
+                <w:rFonts w:ascii="BIZ UDPGothic" w:hAnsi="BIZ UDPGothic" w:eastAsia="BIZ UDPGothic"/>
+                <w:b/>
+                <w:i w:val="0"/>
+                <w:color w:val="FFFFFF"/>
+                <w:sz w:val="18"/>
+                <w:shd w:val="clear" w:color="auto" w:fill="1F5C99"/>
+              </w:rPr>
+              <w:t xml:space="preserve"> INFO </w:t>
+            </w:r>
+            <w:r>
+              <w:t xml:space="preserve">  </w:t>
+            </w:r>
+            <w:r>
+              <w:rPr>
+                <w:rFonts w:ascii="BIZ UDPGothic" w:hAnsi="BIZ UDPGothic" w:eastAsia="BIZ UDPGothic"/>
+                <w:b w:val="0"/>
+                <w:i w:val="0"/>
+                <w:color w:val="20242C"/>
+                <w:sz w:val="20"/>
+              </w:rPr>
+              <w:t>Edge は Windows 10 / 11 に標準搭載のため別途配布は不要。万一 Edge が無い端末では起動できないので、対象端末に Edge があることを事前に確認する。</w:t>
+            </w:r>
+          </w:p>
+        </w:tc>
+      </w:tr>
+    </w:tbl>
     <w:p>
       <w:pPr>
-        <w:spacing w:before="80" w:after="120"/>
-        <w:shd w:val="clear" w:color="auto" w:fill="EAF2FB"/>
+        <w:spacing w:before="200" w:after="60"/>
+        <w:pBdr>
+          <w:left w:val="single" w:sz="24" w:space="8" w:color="1F5C99"/>
+        </w:pBdr>
+        <w:ind w:left="113"/>
       </w:pPr>
       <w:r>
         <w:rPr>
-          <w:rFonts w:ascii="Meiryo UI" w:hAnsi="Meiryo UI" w:eastAsia="Meiryo UI"/>
-          <w:b w:val="0"/>
-          <w:i w:val="0"/>
-          <w:sz w:val="20"/>
-        </w:rPr>
-        <w:t>Edge は Windows 10 / 11 に標準搭載のため別途配布は不要。万一 Edge が無い端末では起動できないので、対象端末に Edge があることを事前に確認する。</w:t>
-      </w:r>
-    </w:p>
-    <w:p>
-      <w:pPr>
-        <w:spacing w:before="200" w:after="60"/>
-      </w:pPr>
-      <w:r>
-        <w:rPr>
-          <w:rFonts w:ascii="Meiryo UI" w:hAnsi="Meiryo UI" w:eastAsia="Meiryo UI"/>
+          <w:rFonts w:ascii="BIZ UDPGothic" w:hAnsi="BIZ UDPGothic" w:eastAsia="BIZ UDPGothic"/>
           <w:b/>
           <w:i w:val="0"/>
-          <w:color w:val="1F5C99"/>
-          <w:sz w:val="30"/>
+          <w:color w:val="20242C"/>
+          <w:sz w:val="32"/>
         </w:rPr>
         <w:t>4. 配布・展開</w:t>
       </w:r>
     </w:p>
+    <w:tbl>
+      <w:tblPr>
+        <w:tblW w:type="auto" w:w="0"/>
+        <w:tblLayout w:type="fixed"/>
+        <w:tblLook w:firstColumn="1" w:firstRow="1" w:lastColumn="0" w:lastRow="0" w:noHBand="0" w:noVBand="1" w:val="04A0"/>
+      </w:tblPr>
+      <w:tblGrid>
+        <w:gridCol w:w="539"/>
+        <w:gridCol w:w="8504"/>
+      </w:tblGrid>
+      <w:tr>
+        <w:trPr>
+          <w:cantSplit/>
+        </w:trPr>
+        <w:tc>
+          <w:tcPr>
+            <w:tcW w:type="dxa" w:w="539"/>
+            <w:shd w:val="clear" w:color="auto" w:fill="1F5C99"/>
+            <w:vAlign w:val="center"/>
+            <w:tcBorders>
+              <w:top w:val="single" w:sz="4" w:space="0" w:color="D7DEE5"/>
+              <w:left w:val="single" w:sz="4" w:space="0" w:color="D7DEE5"/>
+              <w:bottom w:val="single" w:sz="4" w:space="0" w:color="D7DEE5"/>
+              <w:right w:val="single" w:sz="4" w:space="0" w:color="D7DEE5"/>
+            </w:tcBorders>
+          </w:tcPr>
+          <w:p>
+            <w:pPr>
+              <w:jc w:val="center"/>
+            </w:pPr>
+            <w:r>
+              <w:rPr>
+                <w:rFonts w:ascii="BIZ UDPGothic" w:hAnsi="BIZ UDPGothic" w:eastAsia="BIZ UDPGothic"/>
+                <w:b/>
+                <w:i w:val="0"/>
+                <w:color w:val="FFFFFF"/>
+                <w:sz w:val="22"/>
+              </w:rPr>
+              <w:t>1</w:t>
+            </w:r>
+          </w:p>
+        </w:tc>
+        <w:tc>
+          <w:tcPr>
+            <w:tcW w:type="dxa" w:w="8504"/>
+            <w:tcBorders>
+              <w:top w:val="single" w:sz="4" w:space="0" w:color="D7DEE5"/>
+              <w:left w:val="single" w:sz="4" w:space="0" w:color="D7DEE5"/>
+              <w:bottom w:val="single" w:sz="4" w:space="0" w:color="D7DEE5"/>
+              <w:right w:val="single" w:sz="4" w:space="0" w:color="D7DEE5"/>
+            </w:tcBorders>
+            <w:shd w:val="clear" w:color="auto" w:fill="FAFBFC"/>
+          </w:tcPr>
+          <w:p>
+            <w:r>
+              <w:rPr>
+                <w:rFonts w:ascii="BIZ UDGothic" w:hAnsi="BIZ UDGothic" w:eastAsia="BIZ UDGothic"/>
+                <w:b w:val="0"/>
+                <w:i w:val="0"/>
+                <w:color w:val="20242C"/>
+                <w:sz w:val="20"/>
+              </w:rPr>
+              <w:t>dist/PdfToSvg/</w:t>
+            </w:r>
+            <w:r>
+              <w:rPr>
+                <w:rFonts w:ascii="BIZ UDPGothic" w:hAnsi="BIZ UDPGothic" w:eastAsia="BIZ UDPGothic"/>
+                <w:b w:val="0"/>
+                <w:i w:val="0"/>
+                <w:color w:val="20242C"/>
+                <w:sz w:val="21"/>
+              </w:rPr>
+              <w:t xml:space="preserve"> フォルダを ZIP などにまとめ、共有フォルダや配布メディアで対象端末へ渡す。</w:t>
+            </w:r>
+          </w:p>
+        </w:tc>
+      </w:tr>
+    </w:tbl>
+    <w:tbl>
+      <w:tblPr>
+        <w:tblW w:type="auto" w:w="0"/>
+        <w:tblLayout w:type="fixed"/>
+        <w:tblLook w:firstColumn="1" w:firstRow="1" w:lastColumn="0" w:lastRow="0" w:noHBand="0" w:noVBand="1" w:val="04A0"/>
+      </w:tblPr>
+      <w:tblGrid>
+        <w:gridCol w:w="539"/>
+        <w:gridCol w:w="8504"/>
+      </w:tblGrid>
+      <w:tr>
+        <w:trPr>
+          <w:cantSplit/>
+        </w:trPr>
+        <w:tc>
+          <w:tcPr>
+            <w:tcW w:type="dxa" w:w="539"/>
+            <w:shd w:val="clear" w:color="auto" w:fill="1F5C99"/>
+            <w:vAlign w:val="center"/>
+            <w:tcBorders>
+              <w:top w:val="single" w:sz="4" w:space="0" w:color="D7DEE5"/>
+              <w:left w:val="single" w:sz="4" w:space="0" w:color="D7DEE5"/>
+              <w:bottom w:val="single" w:sz="4" w:space="0" w:color="D7DEE5"/>
+              <w:right w:val="single" w:sz="4" w:space="0" w:color="D7DEE5"/>
+            </w:tcBorders>
+          </w:tcPr>
+          <w:p>
+            <w:pPr>
+              <w:jc w:val="center"/>
+            </w:pPr>
+            <w:r>
+              <w:rPr>
+                <w:rFonts w:ascii="BIZ UDPGothic" w:hAnsi="BIZ UDPGothic" w:eastAsia="BIZ UDPGothic"/>
+                <w:b/>
+                <w:i w:val="0"/>
+                <w:color w:val="FFFFFF"/>
+                <w:sz w:val="22"/>
+              </w:rPr>
+              <w:t>2</w:t>
+            </w:r>
+          </w:p>
+        </w:tc>
+        <w:tc>
+          <w:tcPr>
+            <w:tcW w:type="dxa" w:w="8504"/>
+            <w:tcBorders>
+              <w:top w:val="single" w:sz="4" w:space="0" w:color="D7DEE5"/>
+              <w:left w:val="single" w:sz="4" w:space="0" w:color="D7DEE5"/>
+              <w:bottom w:val="single" w:sz="4" w:space="0" w:color="D7DEE5"/>
+              <w:right w:val="single" w:sz="4" w:space="0" w:color="D7DEE5"/>
+            </w:tcBorders>
+            <w:shd w:val="clear" w:color="auto" w:fill="FAFBFC"/>
+          </w:tcPr>
+          <w:p>
+            <w:r>
+              <w:rPr>
+                <w:rFonts w:ascii="BIZ UDPGothic" w:hAnsi="BIZ UDPGothic" w:eastAsia="BIZ UDPGothic"/>
+                <w:b w:val="0"/>
+                <w:i w:val="0"/>
+                <w:color w:val="20242C"/>
+                <w:sz w:val="21"/>
+              </w:rPr>
+              <w:t>受け取った端末では任意の場所（デスクトップ・業務フォルダ等）へ展開する。インストール操作は不要。</w:t>
+            </w:r>
+          </w:p>
+        </w:tc>
+      </w:tr>
+    </w:tbl>
+    <w:tbl>
+      <w:tblPr>
+        <w:tblW w:type="auto" w:w="0"/>
+        <w:tblLayout w:type="fixed"/>
+        <w:tblLook w:firstColumn="1" w:firstRow="1" w:lastColumn="0" w:lastRow="0" w:noHBand="0" w:noVBand="1" w:val="04A0"/>
+      </w:tblPr>
+      <w:tblGrid>
+        <w:gridCol w:w="539"/>
+        <w:gridCol w:w="8504"/>
+      </w:tblGrid>
+      <w:tr>
+        <w:trPr>
+          <w:cantSplit/>
+        </w:trPr>
+        <w:tc>
+          <w:tcPr>
+            <w:tcW w:type="dxa" w:w="539"/>
+            <w:shd w:val="clear" w:color="auto" w:fill="1F5C99"/>
+            <w:vAlign w:val="center"/>
+            <w:tcBorders>
+              <w:top w:val="single" w:sz="4" w:space="0" w:color="D7DEE5"/>
+              <w:left w:val="single" w:sz="4" w:space="0" w:color="D7DEE5"/>
+              <w:bottom w:val="single" w:sz="4" w:space="0" w:color="D7DEE5"/>
+              <w:right w:val="single" w:sz="4" w:space="0" w:color="D7DEE5"/>
+            </w:tcBorders>
+          </w:tcPr>
+          <w:p>
+            <w:pPr>
+              <w:jc w:val="center"/>
+            </w:pPr>
+            <w:r>
+              <w:rPr>
+                <w:rFonts w:ascii="BIZ UDPGothic" w:hAnsi="BIZ UDPGothic" w:eastAsia="BIZ UDPGothic"/>
+                <w:b/>
+                <w:i w:val="0"/>
+                <w:color w:val="FFFFFF"/>
+                <w:sz w:val="22"/>
+              </w:rPr>
+              <w:t>3</w:t>
+            </w:r>
+          </w:p>
+        </w:tc>
+        <w:tc>
+          <w:tcPr>
+            <w:tcW w:type="dxa" w:w="8504"/>
+            <w:tcBorders>
+              <w:top w:val="single" w:sz="4" w:space="0" w:color="D7DEE5"/>
+              <w:left w:val="single" w:sz="4" w:space="0" w:color="D7DEE5"/>
+              <w:bottom w:val="single" w:sz="4" w:space="0" w:color="D7DEE5"/>
+              <w:right w:val="single" w:sz="4" w:space="0" w:color="D7DEE5"/>
+            </w:tcBorders>
+            <w:shd w:val="clear" w:color="auto" w:fill="FAFBFC"/>
+          </w:tcPr>
+          <w:p>
+            <w:r>
+              <w:rPr>
+                <w:rFonts w:ascii="BIZ UDGothic" w:hAnsi="BIZ UDGothic" w:eastAsia="BIZ UDGothic"/>
+                <w:b w:val="0"/>
+                <w:i w:val="0"/>
+                <w:color w:val="20242C"/>
+                <w:sz w:val="20"/>
+              </w:rPr>
+              <w:t>PdfToSvg.exe</w:t>
+            </w:r>
+            <w:r>
+              <w:rPr>
+                <w:rFonts w:ascii="BIZ UDPGothic" w:hAnsi="BIZ UDPGothic" w:eastAsia="BIZ UDPGothic"/>
+                <w:b w:val="0"/>
+                <w:i w:val="0"/>
+                <w:color w:val="20242C"/>
+                <w:sz w:val="21"/>
+              </w:rPr>
+              <w:t xml:space="preserve">（または開発用に </w:t>
+            </w:r>
+            <w:r>
+              <w:rPr>
+                <w:rFonts w:ascii="BIZ UDGothic" w:hAnsi="BIZ UDGothic" w:eastAsia="BIZ UDGothic"/>
+                <w:b w:val="0"/>
+                <w:i w:val="0"/>
+                <w:color w:val="20242C"/>
+                <w:sz w:val="20"/>
+              </w:rPr>
+              <w:t>run.bat</w:t>
+            </w:r>
+            <w:r>
+              <w:rPr>
+                <w:rFonts w:ascii="BIZ UDPGothic" w:hAnsi="BIZ UDPGothic" w:eastAsia="BIZ UDPGothic"/>
+                <w:b w:val="0"/>
+                <w:i w:val="0"/>
+                <w:color w:val="20242C"/>
+                <w:sz w:val="21"/>
+              </w:rPr>
+              <w:t>）をダブルクリックして起動する。</w:t>
+            </w:r>
+          </w:p>
+        </w:tc>
+      </w:tr>
+    </w:tbl>
     <w:p>
       <w:pPr>
-        <w:pStyle w:val="ListNumber"/>
-        <w:spacing w:after="60"/>
-        <w:ind w:left="340"/>
+        <w:spacing w:before="200" w:after="60"/>
+        <w:pBdr>
+          <w:left w:val="single" w:sz="24" w:space="8" w:color="1F5C99"/>
+        </w:pBdr>
+        <w:ind w:left="113"/>
       </w:pPr>
       <w:r>
         <w:rPr>
-          <w:rFonts w:ascii="ＭＳ ゴシック" w:hAnsi="ＭＳ ゴシック" w:eastAsia="ＭＳ ゴシック"/>
-          <w:b w:val="0"/>
-          <w:i w:val="0"/>
-          <w:sz w:val="20"/>
-        </w:rPr>
-        <w:t>dist/PdfToSvg/</w:t>
-      </w:r>
-      <w:r>
-        <w:rPr>
-          <w:rFonts w:ascii="Meiryo UI" w:hAnsi="Meiryo UI" w:eastAsia="Meiryo UI"/>
-          <w:b w:val="0"/>
-          <w:i w:val="0"/>
-          <w:sz w:val="21"/>
-        </w:rPr>
-        <w:t xml:space="preserve"> フォルダを ZIP などにまとめ、共有フォルダや配布メディアで対象端末へ渡す。</w:t>
-      </w:r>
-    </w:p>
-    <w:p>
-      <w:pPr>
-        <w:pStyle w:val="ListNumber"/>
-        <w:spacing w:after="60"/>
-        <w:ind w:left="340"/>
-      </w:pPr>
-      <w:r>
-        <w:rPr>
-          <w:rFonts w:ascii="Meiryo UI" w:hAnsi="Meiryo UI" w:eastAsia="Meiryo UI"/>
-          <w:b w:val="0"/>
-          <w:i w:val="0"/>
-          <w:sz w:val="21"/>
-        </w:rPr>
-        <w:t>受け取った端末では任意の場所（デスクトップ・業務フォルダ等）へ展開する。インストール操作は不要。</w:t>
-      </w:r>
-    </w:p>
-    <w:p>
-      <w:pPr>
-        <w:pStyle w:val="ListNumber"/>
-        <w:spacing w:after="60"/>
-        <w:ind w:left="340"/>
-      </w:pPr>
-      <w:r>
-        <w:rPr>
-          <w:rFonts w:ascii="ＭＳ ゴシック" w:hAnsi="ＭＳ ゴシック" w:eastAsia="ＭＳ ゴシック"/>
-          <w:b w:val="0"/>
-          <w:i w:val="0"/>
-          <w:sz w:val="20"/>
-        </w:rPr>
-        <w:t>PdfToSvg.exe</w:t>
-      </w:r>
-      <w:r>
-        <w:rPr>
-          <w:rFonts w:ascii="Meiryo UI" w:hAnsi="Meiryo UI" w:eastAsia="Meiryo UI"/>
-          <w:b w:val="0"/>
-          <w:i w:val="0"/>
-          <w:sz w:val="21"/>
-        </w:rPr>
-        <w:t xml:space="preserve">（または開発用に </w:t>
-      </w:r>
-      <w:r>
-        <w:rPr>
-          <w:rFonts w:ascii="ＭＳ ゴシック" w:hAnsi="ＭＳ ゴシック" w:eastAsia="ＭＳ ゴシック"/>
-          <w:b w:val="0"/>
-          <w:i w:val="0"/>
-          <w:sz w:val="20"/>
-        </w:rPr>
-        <w:t>run.bat</w:t>
-      </w:r>
-      <w:r>
-        <w:rPr>
-          <w:rFonts w:ascii="Meiryo UI" w:hAnsi="Meiryo UI" w:eastAsia="Meiryo UI"/>
-          <w:b w:val="0"/>
-          <w:i w:val="0"/>
-          <w:sz w:val="21"/>
-        </w:rPr>
-        <w:t>）をダブルクリックして起動する。</w:t>
-      </w:r>
-    </w:p>
-    <w:p>
-      <w:pPr>
-        <w:spacing w:before="200" w:after="60"/>
-      </w:pPr>
-      <w:r>
-        <w:rPr>
-          <w:rFonts w:ascii="Meiryo UI" w:hAnsi="Meiryo UI" w:eastAsia="Meiryo UI"/>
+          <w:rFonts w:ascii="BIZ UDPGothic" w:hAnsi="BIZ UDPGothic" w:eastAsia="BIZ UDPGothic"/>
           <w:b/>
           <w:i w:val="0"/>
-          <w:color w:val="1F5C99"/>
-          <w:sz w:val="30"/>
+          <w:color w:val="20242C"/>
+          <w:sz w:val="32"/>
         </w:rPr>
         <w:t>5. 辞書の配布・共有</w:t>
       </w:r>
@@ -923,7 +1307,7 @@
       </w:pPr>
       <w:r>
         <w:rPr>
-          <w:rFonts w:ascii="Meiryo UI" w:hAnsi="Meiryo UI" w:eastAsia="Meiryo UI"/>
+          <w:rFonts w:ascii="BIZ UDPGothic" w:hAnsi="BIZ UDPGothic" w:eastAsia="BIZ UDPGothic"/>
           <w:b w:val="0"/>
           <w:i w:val="0"/>
           <w:sz w:val="21"/>
@@ -932,7 +1316,7 @@
       </w:r>
       <w:r>
         <w:rPr>
-          <w:rFonts w:ascii="ＭＳ ゴシック" w:hAnsi="ＭＳ ゴシック" w:eastAsia="ＭＳ ゴシック"/>
+          <w:rFonts w:ascii="BIZ UDGothic" w:hAnsi="BIZ UDGothic" w:eastAsia="BIZ UDGothic"/>
           <w:b w:val="0"/>
           <w:i w:val="0"/>
           <w:sz w:val="20"/>
@@ -941,7 +1325,7 @@
       </w:r>
       <w:r>
         <w:rPr>
-          <w:rFonts w:ascii="Meiryo UI" w:hAnsi="Meiryo UI" w:eastAsia="Meiryo UI"/>
+          <w:rFonts w:ascii="BIZ UDPGothic" w:hAnsi="BIZ UDPGothic" w:eastAsia="BIZ UDPGothic"/>
           <w:b w:val="0"/>
           <w:i w:val="0"/>
           <w:sz w:val="21"/>
@@ -957,7 +1341,7 @@
       </w:pPr>
       <w:r>
         <w:rPr>
-          <w:rFonts w:ascii="Meiryo UI" w:hAnsi="Meiryo UI" w:eastAsia="Meiryo UI"/>
+          <w:rFonts w:ascii="BIZ UDPGothic" w:hAnsi="BIZ UDPGothic" w:eastAsia="BIZ UDPGothic"/>
           <w:b/>
           <w:i w:val="0"/>
           <w:sz w:val="21"/>
@@ -966,7 +1350,7 @@
       </w:r>
       <w:r>
         <w:rPr>
-          <w:rFonts w:ascii="Meiryo UI" w:hAnsi="Meiryo UI" w:eastAsia="Meiryo UI"/>
+          <w:rFonts w:ascii="BIZ UDPGothic" w:hAnsi="BIZ UDPGothic" w:eastAsia="BIZ UDPGothic"/>
           <w:b w:val="0"/>
           <w:i w:val="0"/>
           <w:sz w:val="21"/>
@@ -975,7 +1359,7 @@
       </w:r>
       <w:r>
         <w:rPr>
-          <w:rFonts w:ascii="ＭＳ ゴシック" w:hAnsi="ＭＳ ゴシック" w:eastAsia="ＭＳ ゴシック"/>
+          <w:rFonts w:ascii="BIZ UDGothic" w:hAnsi="BIZ UDGothic" w:eastAsia="BIZ UDGothic"/>
           <w:b w:val="0"/>
           <w:i w:val="0"/>
           <w:sz w:val="20"/>
@@ -984,7 +1368,7 @@
       </w:r>
       <w:r>
         <w:rPr>
-          <w:rFonts w:ascii="Meiryo UI" w:hAnsi="Meiryo UI" w:eastAsia="Meiryo UI"/>
+          <w:rFonts w:ascii="BIZ UDPGothic" w:hAnsi="BIZ UDPGothic" w:eastAsia="BIZ UDPGothic"/>
           <w:b w:val="0"/>
           <w:i w:val="0"/>
           <w:sz w:val="21"/>
@@ -993,7 +1377,7 @@
       </w:r>
       <w:r>
         <w:rPr>
-          <w:rFonts w:ascii="ＭＳ ゴシック" w:hAnsi="ＭＳ ゴシック" w:eastAsia="ＭＳ ゴシック"/>
+          <w:rFonts w:ascii="BIZ UDGothic" w:hAnsi="BIZ UDGothic" w:eastAsia="BIZ UDGothic"/>
           <w:b w:val="0"/>
           <w:i w:val="0"/>
           <w:sz w:val="20"/>
@@ -1002,7 +1386,7 @@
       </w:r>
       <w:r>
         <w:rPr>
-          <w:rFonts w:ascii="Meiryo UI" w:hAnsi="Meiryo UI" w:eastAsia="Meiryo UI"/>
+          <w:rFonts w:ascii="BIZ UDPGothic" w:hAnsi="BIZ UDPGothic" w:eastAsia="BIZ UDPGothic"/>
           <w:b w:val="0"/>
           <w:i w:val="0"/>
           <w:sz w:val="21"/>
@@ -1018,7 +1402,7 @@
       </w:pPr>
       <w:r>
         <w:rPr>
-          <w:rFonts w:ascii="Meiryo UI" w:hAnsi="Meiryo UI" w:eastAsia="Meiryo UI"/>
+          <w:rFonts w:ascii="BIZ UDPGothic" w:hAnsi="BIZ UDPGothic" w:eastAsia="BIZ UDPGothic"/>
           <w:b/>
           <w:i w:val="0"/>
           <w:sz w:val="21"/>
@@ -1027,7 +1411,7 @@
       </w:r>
       <w:r>
         <w:rPr>
-          <w:rFonts w:ascii="Meiryo UI" w:hAnsi="Meiryo UI" w:eastAsia="Meiryo UI"/>
+          <w:rFonts w:ascii="BIZ UDPGothic" w:hAnsi="BIZ UDPGothic" w:eastAsia="BIZ UDPGothic"/>
           <w:b w:val="0"/>
           <w:i w:val="0"/>
           <w:sz w:val="21"/>
@@ -1036,7 +1420,7 @@
       </w:r>
       <w:r>
         <w:rPr>
-          <w:rFonts w:ascii="Meiryo UI" w:hAnsi="Meiryo UI" w:eastAsia="Meiryo UI"/>
+          <w:rFonts w:ascii="BIZ UDPGothic" w:hAnsi="BIZ UDPGothic" w:eastAsia="BIZ UDPGothic"/>
           <w:b/>
           <w:i w:val="0"/>
           <w:sz w:val="21"/>
@@ -1045,7 +1429,7 @@
       </w:r>
       <w:r>
         <w:rPr>
-          <w:rFonts w:ascii="Meiryo UI" w:hAnsi="Meiryo UI" w:eastAsia="Meiryo UI"/>
+          <w:rFonts w:ascii="BIZ UDPGothic" w:hAnsi="BIZ UDPGothic" w:eastAsia="BIZ UDPGothic"/>
           <w:b w:val="0"/>
           <w:i w:val="0"/>
           <w:sz w:val="21"/>
@@ -1054,7 +1438,7 @@
       </w:r>
       <w:r>
         <w:rPr>
-          <w:rFonts w:ascii="Meiryo UI" w:hAnsi="Meiryo UI" w:eastAsia="Meiryo UI"/>
+          <w:rFonts w:ascii="BIZ UDPGothic" w:hAnsi="BIZ UDPGothic" w:eastAsia="BIZ UDPGothic"/>
           <w:b/>
           <w:i w:val="0"/>
           <w:sz w:val="21"/>
@@ -1063,7 +1447,7 @@
       </w:r>
       <w:r>
         <w:rPr>
-          <w:rFonts w:ascii="Meiryo UI" w:hAnsi="Meiryo UI" w:eastAsia="Meiryo UI"/>
+          <w:rFonts w:ascii="BIZ UDPGothic" w:hAnsi="BIZ UDPGothic" w:eastAsia="BIZ UDPGothic"/>
           <w:b w:val="0"/>
           <w:i w:val="0"/>
           <w:sz w:val="21"/>
@@ -1077,7 +1461,7 @@
       </w:pPr>
       <w:r>
         <w:rPr>
-          <w:rFonts w:ascii="Meiryo UI" w:hAnsi="Meiryo UI" w:eastAsia="Meiryo UI"/>
+          <w:rFonts w:ascii="BIZ UDPGothic" w:hAnsi="BIZ UDPGothic" w:eastAsia="BIZ UDPGothic"/>
           <w:b w:val="0"/>
           <w:i w:val="0"/>
           <w:sz w:val="21"/>
@@ -1089,11 +1473,11 @@
       <w:pPr>
         <w:spacing w:before="60" w:after="120"/>
         <w:ind w:left="170"/>
-        <w:shd w:val="clear" w:color="auto" w:fill="F2F4F7"/>
+        <w:shd w:val="clear" w:color="auto" w:fill="F4F6F8"/>
       </w:pPr>
       <w:r>
         <w:rPr>
-          <w:rFonts w:ascii="ＭＳ ゴシック" w:hAnsi="ＭＳ ゴシック" w:eastAsia="ＭＳ ゴシック"/>
+          <w:rFonts w:ascii="BIZ UDGothic" w:hAnsi="BIZ UDGothic" w:eastAsia="BIZ UDGothic"/>
           <w:b w:val="0"/>
           <w:i w:val="0"/>
           <w:sz w:val="17"/>
@@ -1110,21 +1494,24 @@
     <w:p>
       <w:pPr>
         <w:spacing w:before="200" w:after="60"/>
+        <w:pBdr>
+          <w:left w:val="single" w:sz="24" w:space="8" w:color="1F5C99"/>
+        </w:pBdr>
+        <w:ind w:left="113"/>
       </w:pPr>
       <w:r>
         <w:rPr>
-          <w:rFonts w:ascii="Meiryo UI" w:hAnsi="Meiryo UI" w:eastAsia="Meiryo UI"/>
+          <w:rFonts w:ascii="BIZ UDPGothic" w:hAnsi="BIZ UDPGothic" w:eastAsia="BIZ UDPGothic"/>
           <w:b/>
           <w:i w:val="0"/>
-          <w:color w:val="1F5C99"/>
-          <w:sz w:val="30"/>
+          <w:color w:val="20242C"/>
+          <w:sz w:val="32"/>
         </w:rPr>
         <w:t>6. 運用・トラブル対応</w:t>
       </w:r>
     </w:p>
     <w:tbl>
       <w:tblPr>
-        <w:tblStyle w:val="LightGrid-Accent1"/>
         <w:tblW w:type="auto" w:w="0"/>
         <w:jc w:val="left"/>
         <w:tblLook w:firstColumn="1" w:firstRow="1" w:lastColumn="0" w:lastRow="0" w:noHBand="0" w:noVBand="1" w:val="04A0"/>
@@ -1137,14 +1524,22 @@
         <w:tc>
           <w:tcPr>
             <w:tcW w:type="dxa" w:w="4873"/>
+            <w:shd w:val="clear" w:color="auto" w:fill="1F5C99"/>
+            <w:tcBorders>
+              <w:top w:val="single" w:sz="4" w:space="0" w:color="D7DEE5"/>
+              <w:left w:val="single" w:sz="4" w:space="0" w:color="D7DEE5"/>
+              <w:bottom w:val="single" w:sz="4" w:space="0" w:color="D7DEE5"/>
+              <w:right w:val="single" w:sz="4" w:space="0" w:color="D7DEE5"/>
+            </w:tcBorders>
           </w:tcPr>
           <w:p>
             <w:r/>
             <w:r>
               <w:rPr>
-                <w:rFonts w:ascii="Meiryo UI" w:hAnsi="Meiryo UI" w:eastAsia="Meiryo UI"/>
+                <w:rFonts w:ascii="BIZ UDPGothic" w:hAnsi="BIZ UDPGothic" w:eastAsia="BIZ UDPGothic"/>
                 <w:b/>
                 <w:i w:val="0"/>
+                <w:color w:val="FFFFFF"/>
                 <w:sz w:val="19"/>
               </w:rPr>
               <w:t>事象</w:t>
@@ -1154,14 +1549,22 @@
         <w:tc>
           <w:tcPr>
             <w:tcW w:type="dxa" w:w="4873"/>
+            <w:shd w:val="clear" w:color="auto" w:fill="1F5C99"/>
+            <w:tcBorders>
+              <w:top w:val="single" w:sz="4" w:space="0" w:color="D7DEE5"/>
+              <w:left w:val="single" w:sz="4" w:space="0" w:color="D7DEE5"/>
+              <w:bottom w:val="single" w:sz="4" w:space="0" w:color="D7DEE5"/>
+              <w:right w:val="single" w:sz="4" w:space="0" w:color="D7DEE5"/>
+            </w:tcBorders>
           </w:tcPr>
           <w:p>
             <w:r/>
             <w:r>
               <w:rPr>
-                <w:rFonts w:ascii="Meiryo UI" w:hAnsi="Meiryo UI" w:eastAsia="Meiryo UI"/>
+                <w:rFonts w:ascii="BIZ UDPGothic" w:hAnsi="BIZ UDPGothic" w:eastAsia="BIZ UDPGothic"/>
                 <w:b/>
                 <w:i w:val="0"/>
+                <w:color w:val="FFFFFF"/>
                 <w:sz w:val="19"/>
               </w:rPr>
               <w:t>対処</w:t>
@@ -1173,12 +1576,18 @@
         <w:tc>
           <w:tcPr>
             <w:tcW w:type="dxa" w:w="4873"/>
+            <w:tcBorders>
+              <w:top w:val="single" w:sz="4" w:space="0" w:color="D7DEE5"/>
+              <w:left w:val="single" w:sz="4" w:space="0" w:color="D7DEE5"/>
+              <w:bottom w:val="single" w:sz="4" w:space="0" w:color="D7DEE5"/>
+              <w:right w:val="single" w:sz="4" w:space="0" w:color="D7DEE5"/>
+            </w:tcBorders>
           </w:tcPr>
           <w:p>
             <w:r/>
             <w:r>
               <w:rPr>
-                <w:rFonts w:ascii="Meiryo UI" w:hAnsi="Meiryo UI" w:eastAsia="Meiryo UI"/>
+                <w:rFonts w:ascii="BIZ UDPGothic" w:hAnsi="BIZ UDPGothic" w:eastAsia="BIZ UDPGothic"/>
                 <w:b w:val="0"/>
                 <w:i w:val="0"/>
                 <w:sz w:val="19"/>
@@ -1190,12 +1599,18 @@
         <w:tc>
           <w:tcPr>
             <w:tcW w:type="dxa" w:w="4873"/>
+            <w:tcBorders>
+              <w:top w:val="single" w:sz="4" w:space="0" w:color="D7DEE5"/>
+              <w:left w:val="single" w:sz="4" w:space="0" w:color="D7DEE5"/>
+              <w:bottom w:val="single" w:sz="4" w:space="0" w:color="D7DEE5"/>
+              <w:right w:val="single" w:sz="4" w:space="0" w:color="D7DEE5"/>
+            </w:tcBorders>
           </w:tcPr>
           <w:p>
             <w:r/>
             <w:r>
               <w:rPr>
-                <w:rFonts w:ascii="Meiryo UI" w:hAnsi="Meiryo UI" w:eastAsia="Meiryo UI"/>
+                <w:rFonts w:ascii="BIZ UDPGothic" w:hAnsi="BIZ UDPGothic" w:eastAsia="BIZ UDPGothic"/>
                 <w:b w:val="0"/>
                 <w:i w:val="0"/>
                 <w:sz w:val="19"/>
@@ -1204,7 +1619,7 @@
             </w:r>
             <w:r>
               <w:rPr>
-                <w:rFonts w:ascii="ＭＳ ゴシック" w:hAnsi="ＭＳ ゴシック" w:eastAsia="ＭＳ ゴシック"/>
+                <w:rFonts w:ascii="BIZ UDGothic" w:hAnsi="BIZ UDGothic" w:eastAsia="BIZ UDGothic"/>
                 <w:b w:val="0"/>
                 <w:i w:val="0"/>
                 <w:sz w:val="18"/>
@@ -1213,7 +1628,7 @@
             </w:r>
             <w:r>
               <w:rPr>
-                <w:rFonts w:ascii="Meiryo UI" w:hAnsi="Meiryo UI" w:eastAsia="Meiryo UI"/>
+                <w:rFonts w:ascii="BIZ UDPGothic" w:hAnsi="BIZ UDPGothic" w:eastAsia="BIZ UDPGothic"/>
                 <w:b w:val="0"/>
                 <w:i w:val="0"/>
                 <w:sz w:val="19"/>
@@ -1227,12 +1642,19 @@
         <w:tc>
           <w:tcPr>
             <w:tcW w:type="dxa" w:w="4873"/>
+            <w:shd w:val="clear" w:color="auto" w:fill="F5F8FB"/>
+            <w:tcBorders>
+              <w:top w:val="single" w:sz="4" w:space="0" w:color="D7DEE5"/>
+              <w:left w:val="single" w:sz="4" w:space="0" w:color="D7DEE5"/>
+              <w:bottom w:val="single" w:sz="4" w:space="0" w:color="D7DEE5"/>
+              <w:right w:val="single" w:sz="4" w:space="0" w:color="D7DEE5"/>
+            </w:tcBorders>
           </w:tcPr>
           <w:p>
             <w:r/>
             <w:r>
               <w:rPr>
-                <w:rFonts w:ascii="Meiryo UI" w:hAnsi="Meiryo UI" w:eastAsia="Meiryo UI"/>
+                <w:rFonts w:ascii="BIZ UDPGothic" w:hAnsi="BIZ UDPGothic" w:eastAsia="BIZ UDPGothic"/>
                 <w:b w:val="0"/>
                 <w:i w:val="0"/>
                 <w:sz w:val="19"/>
@@ -1244,12 +1666,19 @@
         <w:tc>
           <w:tcPr>
             <w:tcW w:type="dxa" w:w="4873"/>
+            <w:shd w:val="clear" w:color="auto" w:fill="F5F8FB"/>
+            <w:tcBorders>
+              <w:top w:val="single" w:sz="4" w:space="0" w:color="D7DEE5"/>
+              <w:left w:val="single" w:sz="4" w:space="0" w:color="D7DEE5"/>
+              <w:bottom w:val="single" w:sz="4" w:space="0" w:color="D7DEE5"/>
+              <w:right w:val="single" w:sz="4" w:space="0" w:color="D7DEE5"/>
+            </w:tcBorders>
           </w:tcPr>
           <w:p>
             <w:r/>
             <w:r>
               <w:rPr>
-                <w:rFonts w:ascii="Meiryo UI" w:hAnsi="Meiryo UI" w:eastAsia="Meiryo UI"/>
+                <w:rFonts w:ascii="BIZ UDPGothic" w:hAnsi="BIZ UDPGothic" w:eastAsia="BIZ UDPGothic"/>
                 <w:b w:val="0"/>
                 <w:i w:val="0"/>
                 <w:sz w:val="19"/>
@@ -1258,7 +1687,7 @@
             </w:r>
             <w:r>
               <w:rPr>
-                <w:rFonts w:ascii="ＭＳ ゴシック" w:hAnsi="ＭＳ ゴシック" w:eastAsia="ＭＳ ゴシック"/>
+                <w:rFonts w:ascii="BIZ UDGothic" w:hAnsi="BIZ UDGothic" w:eastAsia="BIZ UDGothic"/>
                 <w:b w:val="0"/>
                 <w:i w:val="0"/>
                 <w:sz w:val="18"/>
@@ -1267,7 +1696,7 @@
             </w:r>
             <w:r>
               <w:rPr>
-                <w:rFonts w:ascii="Meiryo UI" w:hAnsi="Meiryo UI" w:eastAsia="Meiryo UI"/>
+                <w:rFonts w:ascii="BIZ UDPGothic" w:hAnsi="BIZ UDPGothic" w:eastAsia="BIZ UDPGothic"/>
                 <w:b w:val="0"/>
                 <w:i w:val="0"/>
                 <w:sz w:val="19"/>
@@ -1276,7 +1705,7 @@
             </w:r>
             <w:r>
               <w:rPr>
-                <w:rFonts w:ascii="ＭＳ ゴシック" w:hAnsi="ＭＳ ゴシック" w:eastAsia="ＭＳ ゴシック"/>
+                <w:rFonts w:ascii="BIZ UDGothic" w:hAnsi="BIZ UDGothic" w:eastAsia="BIZ UDGothic"/>
                 <w:b w:val="0"/>
                 <w:i w:val="0"/>
                 <w:sz w:val="18"/>
@@ -1285,7 +1714,7 @@
             </w:r>
             <w:r>
               <w:rPr>
-                <w:rFonts w:ascii="Meiryo UI" w:hAnsi="Meiryo UI" w:eastAsia="Meiryo UI"/>
+                <w:rFonts w:ascii="BIZ UDPGothic" w:hAnsi="BIZ UDPGothic" w:eastAsia="BIZ UDPGothic"/>
                 <w:b w:val="0"/>
                 <w:i w:val="0"/>
                 <w:sz w:val="19"/>
@@ -1299,12 +1728,18 @@
         <w:tc>
           <w:tcPr>
             <w:tcW w:type="dxa" w:w="4873"/>
+            <w:tcBorders>
+              <w:top w:val="single" w:sz="4" w:space="0" w:color="D7DEE5"/>
+              <w:left w:val="single" w:sz="4" w:space="0" w:color="D7DEE5"/>
+              <w:bottom w:val="single" w:sz="4" w:space="0" w:color="D7DEE5"/>
+              <w:right w:val="single" w:sz="4" w:space="0" w:color="D7DEE5"/>
+            </w:tcBorders>
           </w:tcPr>
           <w:p>
             <w:r/>
             <w:r>
               <w:rPr>
-                <w:rFonts w:ascii="Meiryo UI" w:hAnsi="Meiryo UI" w:eastAsia="Meiryo UI"/>
+                <w:rFonts w:ascii="BIZ UDPGothic" w:hAnsi="BIZ UDPGothic" w:eastAsia="BIZ UDPGothic"/>
                 <w:b w:val="0"/>
                 <w:i w:val="0"/>
                 <w:sz w:val="19"/>
@@ -1316,12 +1751,18 @@
         <w:tc>
           <w:tcPr>
             <w:tcW w:type="dxa" w:w="4873"/>
+            <w:tcBorders>
+              <w:top w:val="single" w:sz="4" w:space="0" w:color="D7DEE5"/>
+              <w:left w:val="single" w:sz="4" w:space="0" w:color="D7DEE5"/>
+              <w:bottom w:val="single" w:sz="4" w:space="0" w:color="D7DEE5"/>
+              <w:right w:val="single" w:sz="4" w:space="0" w:color="D7DEE5"/>
+            </w:tcBorders>
           </w:tcPr>
           <w:p>
             <w:r/>
             <w:r>
               <w:rPr>
-                <w:rFonts w:ascii="Meiryo UI" w:hAnsi="Meiryo UI" w:eastAsia="Meiryo UI"/>
+                <w:rFonts w:ascii="BIZ UDPGothic" w:hAnsi="BIZ UDPGothic" w:eastAsia="BIZ UDPGothic"/>
                 <w:b w:val="0"/>
                 <w:i w:val="0"/>
                 <w:sz w:val="19"/>
@@ -1330,7 +1771,7 @@
             </w:r>
             <w:r>
               <w:rPr>
-                <w:rFonts w:ascii="Meiryo UI" w:hAnsi="Meiryo UI" w:eastAsia="Meiryo UI"/>
+                <w:rFonts w:ascii="BIZ UDPGothic" w:hAnsi="BIZ UDPGothic" w:eastAsia="BIZ UDPGothic"/>
                 <w:b/>
                 <w:i w:val="0"/>
                 <w:sz w:val="19"/>
@@ -1339,7 +1780,7 @@
             </w:r>
             <w:r>
               <w:rPr>
-                <w:rFonts w:ascii="Meiryo UI" w:hAnsi="Meiryo UI" w:eastAsia="Meiryo UI"/>
+                <w:rFonts w:ascii="BIZ UDPGothic" w:hAnsi="BIZ UDPGothic" w:eastAsia="BIZ UDPGothic"/>
                 <w:b w:val="0"/>
                 <w:i w:val="0"/>
                 <w:sz w:val="19"/>
@@ -1353,12 +1794,19 @@
         <w:tc>
           <w:tcPr>
             <w:tcW w:type="dxa" w:w="4873"/>
+            <w:shd w:val="clear" w:color="auto" w:fill="F5F8FB"/>
+            <w:tcBorders>
+              <w:top w:val="single" w:sz="4" w:space="0" w:color="D7DEE5"/>
+              <w:left w:val="single" w:sz="4" w:space="0" w:color="D7DEE5"/>
+              <w:bottom w:val="single" w:sz="4" w:space="0" w:color="D7DEE5"/>
+              <w:right w:val="single" w:sz="4" w:space="0" w:color="D7DEE5"/>
+            </w:tcBorders>
           </w:tcPr>
           <w:p>
             <w:r/>
             <w:r>
               <w:rPr>
-                <w:rFonts w:ascii="Meiryo UI" w:hAnsi="Meiryo UI" w:eastAsia="Meiryo UI"/>
+                <w:rFonts w:ascii="BIZ UDPGothic" w:hAnsi="BIZ UDPGothic" w:eastAsia="BIZ UDPGothic"/>
                 <w:b w:val="0"/>
                 <w:i w:val="0"/>
                 <w:sz w:val="19"/>
@@ -1370,12 +1818,19 @@
         <w:tc>
           <w:tcPr>
             <w:tcW w:type="dxa" w:w="4873"/>
+            <w:shd w:val="clear" w:color="auto" w:fill="F5F8FB"/>
+            <w:tcBorders>
+              <w:top w:val="single" w:sz="4" w:space="0" w:color="D7DEE5"/>
+              <w:left w:val="single" w:sz="4" w:space="0" w:color="D7DEE5"/>
+              <w:bottom w:val="single" w:sz="4" w:space="0" w:color="D7DEE5"/>
+              <w:right w:val="single" w:sz="4" w:space="0" w:color="D7DEE5"/>
+            </w:tcBorders>
           </w:tcPr>
           <w:p>
             <w:r/>
             <w:r>
               <w:rPr>
-                <w:rFonts w:ascii="Meiryo UI" w:hAnsi="Meiryo UI" w:eastAsia="Meiryo UI"/>
+                <w:rFonts w:ascii="BIZ UDPGothic" w:hAnsi="BIZ UDPGothic" w:eastAsia="BIZ UDPGothic"/>
                 <w:b w:val="0"/>
                 <w:i w:val="0"/>
                 <w:sz w:val="19"/>
@@ -1389,12 +1844,18 @@
         <w:tc>
           <w:tcPr>
             <w:tcW w:type="dxa" w:w="4873"/>
+            <w:tcBorders>
+              <w:top w:val="single" w:sz="4" w:space="0" w:color="D7DEE5"/>
+              <w:left w:val="single" w:sz="4" w:space="0" w:color="D7DEE5"/>
+              <w:bottom w:val="single" w:sz="4" w:space="0" w:color="D7DEE5"/>
+              <w:right w:val="single" w:sz="4" w:space="0" w:color="D7DEE5"/>
+            </w:tcBorders>
           </w:tcPr>
           <w:p>
             <w:r/>
             <w:r>
               <w:rPr>
-                <w:rFonts w:ascii="Meiryo UI" w:hAnsi="Meiryo UI" w:eastAsia="Meiryo UI"/>
+                <w:rFonts w:ascii="BIZ UDPGothic" w:hAnsi="BIZ UDPGothic" w:eastAsia="BIZ UDPGothic"/>
                 <w:b w:val="0"/>
                 <w:i w:val="0"/>
                 <w:sz w:val="19"/>
@@ -1406,12 +1867,18 @@
         <w:tc>
           <w:tcPr>
             <w:tcW w:type="dxa" w:w="4873"/>
+            <w:tcBorders>
+              <w:top w:val="single" w:sz="4" w:space="0" w:color="D7DEE5"/>
+              <w:left w:val="single" w:sz="4" w:space="0" w:color="D7DEE5"/>
+              <w:bottom w:val="single" w:sz="4" w:space="0" w:color="D7DEE5"/>
+              <w:right w:val="single" w:sz="4" w:space="0" w:color="D7DEE5"/>
+            </w:tcBorders>
           </w:tcPr>
           <w:p>
             <w:r/>
             <w:r>
               <w:rPr>
-                <w:rFonts w:ascii="Meiryo UI" w:hAnsi="Meiryo UI" w:eastAsia="Meiryo UI"/>
+                <w:rFonts w:ascii="BIZ UDPGothic" w:hAnsi="BIZ UDPGothic" w:eastAsia="BIZ UDPGothic"/>
                 <w:b w:val="0"/>
                 <w:i w:val="0"/>
                 <w:sz w:val="19"/>
@@ -1425,12 +1892,19 @@
         <w:tc>
           <w:tcPr>
             <w:tcW w:type="dxa" w:w="4873"/>
+            <w:shd w:val="clear" w:color="auto" w:fill="F5F8FB"/>
+            <w:tcBorders>
+              <w:top w:val="single" w:sz="4" w:space="0" w:color="D7DEE5"/>
+              <w:left w:val="single" w:sz="4" w:space="0" w:color="D7DEE5"/>
+              <w:bottom w:val="single" w:sz="4" w:space="0" w:color="D7DEE5"/>
+              <w:right w:val="single" w:sz="4" w:space="0" w:color="D7DEE5"/>
+            </w:tcBorders>
           </w:tcPr>
           <w:p>
             <w:r/>
             <w:r>
               <w:rPr>
-                <w:rFonts w:ascii="Meiryo UI" w:hAnsi="Meiryo UI" w:eastAsia="Meiryo UI"/>
+                <w:rFonts w:ascii="BIZ UDPGothic" w:hAnsi="BIZ UDPGothic" w:eastAsia="BIZ UDPGothic"/>
                 <w:b w:val="0"/>
                 <w:i w:val="0"/>
                 <w:sz w:val="19"/>
@@ -1442,12 +1916,19 @@
         <w:tc>
           <w:tcPr>
             <w:tcW w:type="dxa" w:w="4873"/>
+            <w:shd w:val="clear" w:color="auto" w:fill="F5F8FB"/>
+            <w:tcBorders>
+              <w:top w:val="single" w:sz="4" w:space="0" w:color="D7DEE5"/>
+              <w:left w:val="single" w:sz="4" w:space="0" w:color="D7DEE5"/>
+              <w:bottom w:val="single" w:sz="4" w:space="0" w:color="D7DEE5"/>
+              <w:right w:val="single" w:sz="4" w:space="0" w:color="D7DEE5"/>
+            </w:tcBorders>
           </w:tcPr>
           <w:p>
             <w:r/>
             <w:r>
               <w:rPr>
-                <w:rFonts w:ascii="Meiryo UI" w:hAnsi="Meiryo UI" w:eastAsia="Meiryo UI"/>
+                <w:rFonts w:ascii="BIZ UDPGothic" w:hAnsi="BIZ UDPGothic" w:eastAsia="BIZ UDPGothic"/>
                 <w:b w:val="0"/>
                 <w:i w:val="0"/>
                 <w:sz w:val="19"/>
@@ -1461,12 +1942,18 @@
         <w:tc>
           <w:tcPr>
             <w:tcW w:type="dxa" w:w="4873"/>
+            <w:tcBorders>
+              <w:top w:val="single" w:sz="4" w:space="0" w:color="D7DEE5"/>
+              <w:left w:val="single" w:sz="4" w:space="0" w:color="D7DEE5"/>
+              <w:bottom w:val="single" w:sz="4" w:space="0" w:color="D7DEE5"/>
+              <w:right w:val="single" w:sz="4" w:space="0" w:color="D7DEE5"/>
+            </w:tcBorders>
           </w:tcPr>
           <w:p>
             <w:r/>
             <w:r>
               <w:rPr>
-                <w:rFonts w:ascii="Meiryo UI" w:hAnsi="Meiryo UI" w:eastAsia="Meiryo UI"/>
+                <w:rFonts w:ascii="BIZ UDPGothic" w:hAnsi="BIZ UDPGothic" w:eastAsia="BIZ UDPGothic"/>
                 <w:b w:val="0"/>
                 <w:i w:val="0"/>
                 <w:sz w:val="19"/>
@@ -1478,12 +1965,18 @@
         <w:tc>
           <w:tcPr>
             <w:tcW w:type="dxa" w:w="4873"/>
+            <w:tcBorders>
+              <w:top w:val="single" w:sz="4" w:space="0" w:color="D7DEE5"/>
+              <w:left w:val="single" w:sz="4" w:space="0" w:color="D7DEE5"/>
+              <w:bottom w:val="single" w:sz="4" w:space="0" w:color="D7DEE5"/>
+              <w:right w:val="single" w:sz="4" w:space="0" w:color="D7DEE5"/>
+            </w:tcBorders>
           </w:tcPr>
           <w:p>
             <w:r/>
             <w:r>
               <w:rPr>
-                <w:rFonts w:ascii="Meiryo UI" w:hAnsi="Meiryo UI" w:eastAsia="Meiryo UI"/>
+                <w:rFonts w:ascii="BIZ UDPGothic" w:hAnsi="BIZ UDPGothic" w:eastAsia="BIZ UDPGothic"/>
                 <w:b w:val="0"/>
                 <w:i w:val="0"/>
                 <w:sz w:val="19"/>
@@ -1492,7 +1985,7 @@
             </w:r>
             <w:r>
               <w:rPr>
-                <w:rFonts w:ascii="ＭＳ ゴシック" w:hAnsi="ＭＳ ゴシック" w:eastAsia="ＭＳ ゴシック"/>
+                <w:rFonts w:ascii="BIZ UDGothic" w:hAnsi="BIZ UDGothic" w:eastAsia="BIZ UDGothic"/>
                 <w:b w:val="0"/>
                 <w:i w:val="0"/>
                 <w:sz w:val="18"/>
@@ -1501,7 +1994,7 @@
             </w:r>
             <w:r>
               <w:rPr>
-                <w:rFonts w:ascii="Meiryo UI" w:hAnsi="Meiryo UI" w:eastAsia="Meiryo UI"/>
+                <w:rFonts w:ascii="BIZ UDPGothic" w:hAnsi="BIZ UDPGothic" w:eastAsia="BIZ UDPGothic"/>
                 <w:b w:val="0"/>
                 <w:i w:val="0"/>
                 <w:sz w:val="19"/>
@@ -1518,7 +2011,7 @@
       </w:pPr>
       <w:r>
         <w:rPr>
-          <w:rFonts w:ascii="Meiryo UI" w:hAnsi="Meiryo UI" w:eastAsia="Meiryo UI"/>
+          <w:rFonts w:ascii="BIZ UDPGothic" w:hAnsi="BIZ UDPGothic" w:eastAsia="BIZ UDPGothic"/>
           <w:b w:val="0"/>
           <w:i w:val="0"/>
           <w:sz w:val="21"/>
@@ -1527,7 +2020,7 @@
       </w:r>
       <w:r>
         <w:rPr>
-          <w:rFonts w:ascii="ＭＳ ゴシック" w:hAnsi="ＭＳ ゴシック" w:eastAsia="ＭＳ ゴシック"/>
+          <w:rFonts w:ascii="BIZ UDGothic" w:hAnsi="BIZ UDGothic" w:eastAsia="BIZ UDGothic"/>
           <w:b w:val="0"/>
           <w:i w:val="0"/>
           <w:sz w:val="20"/>
@@ -1536,7 +2029,7 @@
       </w:r>
       <w:r>
         <w:rPr>
-          <w:rFonts w:ascii="Meiryo UI" w:hAnsi="Meiryo UI" w:eastAsia="Meiryo UI"/>
+          <w:rFonts w:ascii="BIZ UDPGothic" w:hAnsi="BIZ UDPGothic" w:eastAsia="BIZ UDPGothic"/>
           <w:b w:val="0"/>
           <w:i w:val="0"/>
           <w:sz w:val="21"/>
@@ -1545,7 +2038,7 @@
       </w:r>
       <w:r>
         <w:rPr>
-          <w:rFonts w:ascii="ＭＳ ゴシック" w:hAnsi="ＭＳ ゴシック" w:eastAsia="ＭＳ ゴシック"/>
+          <w:rFonts w:ascii="BIZ UDGothic" w:hAnsi="BIZ UDGothic" w:eastAsia="BIZ UDGothic"/>
           <w:b w:val="0"/>
           <w:i w:val="0"/>
           <w:sz w:val="20"/>
@@ -1554,7 +2047,7 @@
       </w:r>
       <w:r>
         <w:rPr>
-          <w:rFonts w:ascii="Meiryo UI" w:hAnsi="Meiryo UI" w:eastAsia="Meiryo UI"/>
+          <w:rFonts w:ascii="BIZ UDPGothic" w:hAnsi="BIZ UDPGothic" w:eastAsia="BIZ UDPGothic"/>
           <w:b w:val="0"/>
           <w:i w:val="0"/>
           <w:sz w:val="21"/>
@@ -1565,112 +2058,161 @@
     <w:p>
       <w:pPr>
         <w:spacing w:before="200" w:after="60"/>
+        <w:pBdr>
+          <w:left w:val="single" w:sz="24" w:space="8" w:color="1F5C99"/>
+        </w:pBdr>
+        <w:ind w:left="113"/>
       </w:pPr>
       <w:r>
         <w:rPr>
-          <w:rFonts w:ascii="Meiryo UI" w:hAnsi="Meiryo UI" w:eastAsia="Meiryo UI"/>
+          <w:rFonts w:ascii="BIZ UDPGothic" w:hAnsi="BIZ UDPGothic" w:eastAsia="BIZ UDPGothic"/>
           <w:b/>
           <w:i w:val="0"/>
-          <w:color w:val="1F5C99"/>
-          <w:sz w:val="30"/>
+          <w:color w:val="20242C"/>
+          <w:sz w:val="32"/>
         </w:rPr>
         <w:t>7. ライセンス運用上の注意</w:t>
       </w:r>
     </w:p>
-    <w:p>
-      <w:pPr>
-        <w:spacing w:before="80" w:after="120"/>
-        <w:shd w:val="clear" w:color="auto" w:fill="FDECEC"/>
-      </w:pPr>
-      <w:r>
-        <w:rPr>
-          <w:rFonts w:ascii="Meiryo UI" w:hAnsi="Meiryo UI" w:eastAsia="Meiryo UI"/>
-          <w:b w:val="0"/>
-          <w:i w:val="0"/>
-          <w:sz w:val="20"/>
-        </w:rPr>
-        <w:t xml:space="preserve">本ツールは </w:t>
-      </w:r>
-      <w:r>
-        <w:rPr>
-          <w:rFonts w:ascii="Meiryo UI" w:hAnsi="Meiryo UI" w:eastAsia="Meiryo UI"/>
-          <w:b/>
-          <w:i w:val="0"/>
-          <w:sz w:val="20"/>
-        </w:rPr>
-        <w:t>PyMuPDF (AGPL)</w:t>
-      </w:r>
-      <w:r>
-        <w:rPr>
-          <w:rFonts w:ascii="Meiryo UI" w:hAnsi="Meiryo UI" w:eastAsia="Meiryo UI"/>
-          <w:b w:val="0"/>
-          <w:i w:val="0"/>
-          <w:sz w:val="20"/>
-        </w:rPr>
-        <w:t xml:space="preserve"> に依存するため、</w:t>
-      </w:r>
-      <w:r>
-        <w:rPr>
-          <w:rFonts w:ascii="Meiryo UI" w:hAnsi="Meiryo UI" w:eastAsia="Meiryo UI"/>
-          <w:b/>
-          <w:i w:val="0"/>
-          <w:sz w:val="20"/>
-        </w:rPr>
-        <w:t>社内 / 身内限定の配布</w:t>
-      </w:r>
-      <w:r>
-        <w:rPr>
-          <w:rFonts w:ascii="Meiryo UI" w:hAnsi="Meiryo UI" w:eastAsia="Meiryo UI"/>
-          <w:b w:val="0"/>
-          <w:i w:val="0"/>
-          <w:sz w:val="20"/>
-        </w:rPr>
-        <w:t xml:space="preserve">を前提とする。外部・商用配布が必要になった場合は、抽出部 </w:t>
-      </w:r>
-      <w:r>
-        <w:rPr>
-          <w:rFonts w:ascii="ＭＳ ゴシック" w:hAnsi="ＭＳ ゴシック" w:eastAsia="ＭＳ ゴシック"/>
-          <w:b w:val="0"/>
-          <w:i w:val="0"/>
-          <w:sz w:val="19"/>
-        </w:rPr>
-        <w:t>engine/pdf_engine.py</w:t>
-      </w:r>
-      <w:r>
-        <w:rPr>
-          <w:rFonts w:ascii="Meiryo UI" w:hAnsi="Meiryo UI" w:eastAsia="Meiryo UI"/>
-          <w:b w:val="0"/>
-          <w:i w:val="0"/>
-          <w:sz w:val="20"/>
-        </w:rPr>
-        <w:t xml:space="preserve"> を BSD ライセンスの </w:t>
-      </w:r>
-      <w:r>
-        <w:rPr>
-          <w:rFonts w:ascii="Meiryo UI" w:hAnsi="Meiryo UI" w:eastAsia="Meiryo UI"/>
-          <w:b/>
-          <w:i w:val="0"/>
-          <w:sz w:val="20"/>
-        </w:rPr>
-        <w:t>pypdfium2</w:t>
-      </w:r>
-      <w:r>
-        <w:rPr>
-          <w:rFonts w:ascii="Meiryo UI" w:hAnsi="Meiryo UI" w:eastAsia="Meiryo UI"/>
-          <w:b w:val="0"/>
-          <w:i w:val="0"/>
-          <w:sz w:val="20"/>
-        </w:rPr>
-        <w:t xml:space="preserve"> 等へ差し替えるか、Artifex の商用ライセンスを取得すること。</w:t>
-      </w:r>
-    </w:p>
+    <w:tbl>
+      <w:tblPr>
+        <w:tblW w:type="auto" w:w="0"/>
+        <w:tblLook w:firstColumn="1" w:firstRow="1" w:lastColumn="0" w:lastRow="0" w:noHBand="0" w:noVBand="1" w:val="04A0"/>
+      </w:tblPr>
+      <w:tblGrid>
+        <w:gridCol w:w="9746"/>
+      </w:tblGrid>
+      <w:tr>
+        <w:trPr>
+          <w:cantSplit/>
+        </w:trPr>
+        <w:tc>
+          <w:tcPr>
+            <w:tcW w:type="dxa" w:w="9746"/>
+            <w:shd w:val="clear" w:color="auto" w:fill="FDECEC"/>
+            <w:tcBorders>
+              <w:top w:val="single" w:sz="8" w:space="0" w:color="E4A9A9"/>
+              <w:left w:val="single" w:sz="8" w:space="0" w:color="E4A9A9"/>
+              <w:bottom w:val="single" w:sz="8" w:space="0" w:color="E4A9A9"/>
+              <w:right w:val="single" w:sz="8" w:space="0" w:color="E4A9A9"/>
+            </w:tcBorders>
+          </w:tcPr>
+          <w:p>
+            <w:r>
+              <w:rPr>
+                <w:rFonts w:ascii="BIZ UDPGothic" w:hAnsi="BIZ UDPGothic" w:eastAsia="BIZ UDPGothic"/>
+                <w:b/>
+                <w:i w:val="0"/>
+                <w:color w:val="FFFFFF"/>
+                <w:sz w:val="18"/>
+                <w:shd w:val="clear" w:color="auto" w:fill="1F5C99"/>
+              </w:rPr>
+              <w:t xml:space="preserve"> 注意 </w:t>
+            </w:r>
+            <w:r>
+              <w:t xml:space="preserve">  </w:t>
+            </w:r>
+            <w:r>
+              <w:rPr>
+                <w:rFonts w:ascii="BIZ UDPGothic" w:hAnsi="BIZ UDPGothic" w:eastAsia="BIZ UDPGothic"/>
+                <w:b w:val="0"/>
+                <w:i w:val="0"/>
+                <w:color w:val="20242C"/>
+                <w:sz w:val="20"/>
+              </w:rPr>
+              <w:t xml:space="preserve">本ツールは </w:t>
+            </w:r>
+            <w:r>
+              <w:rPr>
+                <w:rFonts w:ascii="BIZ UDPGothic" w:hAnsi="BIZ UDPGothic" w:eastAsia="BIZ UDPGothic"/>
+                <w:b/>
+                <w:i w:val="0"/>
+                <w:color w:val="20242C"/>
+                <w:sz w:val="20"/>
+              </w:rPr>
+              <w:t>PyMuPDF (AGPL)</w:t>
+            </w:r>
+            <w:r>
+              <w:rPr>
+                <w:rFonts w:ascii="BIZ UDPGothic" w:hAnsi="BIZ UDPGothic" w:eastAsia="BIZ UDPGothic"/>
+                <w:b w:val="0"/>
+                <w:i w:val="0"/>
+                <w:color w:val="20242C"/>
+                <w:sz w:val="20"/>
+              </w:rPr>
+              <w:t xml:space="preserve"> に依存するため、</w:t>
+            </w:r>
+            <w:r>
+              <w:rPr>
+                <w:rFonts w:ascii="BIZ UDPGothic" w:hAnsi="BIZ UDPGothic" w:eastAsia="BIZ UDPGothic"/>
+                <w:b/>
+                <w:i w:val="0"/>
+                <w:color w:val="20242C"/>
+                <w:sz w:val="20"/>
+              </w:rPr>
+              <w:t>社内 / 身内限定の配布</w:t>
+            </w:r>
+            <w:r>
+              <w:rPr>
+                <w:rFonts w:ascii="BIZ UDPGothic" w:hAnsi="BIZ UDPGothic" w:eastAsia="BIZ UDPGothic"/>
+                <w:b w:val="0"/>
+                <w:i w:val="0"/>
+                <w:color w:val="20242C"/>
+                <w:sz w:val="20"/>
+              </w:rPr>
+              <w:t xml:space="preserve">を前提とする。外部・商用配布が必要になった場合は、抽出部 </w:t>
+            </w:r>
+            <w:r>
+              <w:rPr>
+                <w:rFonts w:ascii="BIZ UDGothic" w:hAnsi="BIZ UDGothic" w:eastAsia="BIZ UDGothic"/>
+                <w:b w:val="0"/>
+                <w:i w:val="0"/>
+                <w:color w:val="20242C"/>
+                <w:sz w:val="19"/>
+              </w:rPr>
+              <w:t>engine/pdf_engine.py</w:t>
+            </w:r>
+            <w:r>
+              <w:rPr>
+                <w:rFonts w:ascii="BIZ UDPGothic" w:hAnsi="BIZ UDPGothic" w:eastAsia="BIZ UDPGothic"/>
+                <w:b w:val="0"/>
+                <w:i w:val="0"/>
+                <w:color w:val="20242C"/>
+                <w:sz w:val="20"/>
+              </w:rPr>
+              <w:t xml:space="preserve"> を BSD ライセンスの </w:t>
+            </w:r>
+            <w:r>
+              <w:rPr>
+                <w:rFonts w:ascii="BIZ UDPGothic" w:hAnsi="BIZ UDPGothic" w:eastAsia="BIZ UDPGothic"/>
+                <w:b/>
+                <w:i w:val="0"/>
+                <w:color w:val="20242C"/>
+                <w:sz w:val="20"/>
+              </w:rPr>
+              <w:t>pypdfium2</w:t>
+            </w:r>
+            <w:r>
+              <w:rPr>
+                <w:rFonts w:ascii="BIZ UDPGothic" w:hAnsi="BIZ UDPGothic" w:eastAsia="BIZ UDPGothic"/>
+                <w:b w:val="0"/>
+                <w:i w:val="0"/>
+                <w:color w:val="20242C"/>
+                <w:sz w:val="20"/>
+              </w:rPr>
+              <w:t xml:space="preserve"> 等へ差し替えるか、Artifex の商用ライセンスを取得すること。</w:t>
+            </w:r>
+          </w:p>
+        </w:tc>
+      </w:tr>
+    </w:tbl>
     <w:p>
       <w:pPr>
         <w:spacing w:after="80"/>
       </w:pPr>
       <w:r>
         <w:rPr>
-          <w:rFonts w:ascii="Meiryo UI" w:hAnsi="Meiryo UI" w:eastAsia="Meiryo UI"/>
+          <w:rFonts w:ascii="BIZ UDPGothic" w:hAnsi="BIZ UDPGothic" w:eastAsia="BIZ UDPGothic"/>
           <w:b w:val="0"/>
           <w:i w:val="0"/>
           <w:sz w:val="21"/>
@@ -1679,7 +2221,7 @@
       </w:r>
       <w:r>
         <w:rPr>
-          <w:rFonts w:ascii="Meiryo UI" w:hAnsi="Meiryo UI" w:eastAsia="Meiryo UI"/>
+          <w:rFonts w:ascii="BIZ UDPGothic" w:hAnsi="BIZ UDPGothic" w:eastAsia="BIZ UDPGothic"/>
           <w:b/>
           <w:i w:val="0"/>
           <w:sz w:val="21"/>
@@ -1688,7 +2230,7 @@
       </w:r>
       <w:r>
         <w:rPr>
-          <w:rFonts w:ascii="Meiryo UI" w:hAnsi="Meiryo UI" w:eastAsia="Meiryo UI"/>
+          <w:rFonts w:ascii="BIZ UDPGothic" w:hAnsi="BIZ UDPGothic" w:eastAsia="BIZ UDPGothic"/>
           <w:b w:val="0"/>
           <w:i w:val="0"/>
           <w:sz w:val="21"/>
@@ -1697,7 +2239,7 @@
       </w:r>
       <w:r>
         <w:rPr>
-          <w:rFonts w:ascii="ＭＳ ゴシック" w:hAnsi="ＭＳ ゴシック" w:eastAsia="ＭＳ ゴシック"/>
+          <w:rFonts w:ascii="BIZ UDGothic" w:hAnsi="BIZ UDGothic" w:eastAsia="BIZ UDGothic"/>
           <w:b w:val="0"/>
           <w:i w:val="0"/>
           <w:sz w:val="20"/>
@@ -1706,7 +2248,7 @@
       </w:r>
       <w:r>
         <w:rPr>
-          <w:rFonts w:ascii="Meiryo UI" w:hAnsi="Meiryo UI" w:eastAsia="Meiryo UI"/>
+          <w:rFonts w:ascii="BIZ UDPGothic" w:hAnsi="BIZ UDPGothic" w:eastAsia="BIZ UDPGothic"/>
           <w:b w:val="0"/>
           <w:i w:val="0"/>
           <w:sz w:val="21"/>
@@ -2088,7 +2630,7 @@
     <w:qFormat/>
     <w:rsid w:val="00FC693F"/>
     <w:rPr>
-      <w:rFonts w:ascii="Meiryo UI" w:hAnsi="Meiryo UI" w:eastAsia="Meiryo UI"/>
+      <w:rFonts w:ascii="BIZ UDPGothic" w:hAnsi="BIZ UDPGothic" w:eastAsia="BIZ UDPGothic"/>
       <w:sz w:val="21"/>
     </w:rPr>
   </w:style>

--- a/docs/pdf-to-svg/PdfToSvg_配布運用手順書.docx
+++ b/docs/pdf-to-svg/PdfToSvg_配布運用手順書.docx
@@ -53,6 +53,8 @@
     </w:p>
     <w:p>
       <w:pPr>
+        <w:keepNext/>
+        <w:keepLines/>
         <w:spacing w:before="200" w:after="60"/>
         <w:pBdr>
           <w:left w:val="single" w:sz="24" w:space="8" w:color="1F5C99"/>
@@ -206,6 +208,8 @@
     </w:p>
     <w:p>
       <w:pPr>
+        <w:keepNext/>
+        <w:keepLines/>
         <w:spacing w:before="200" w:after="60"/>
         <w:pBdr>
           <w:left w:val="single" w:sz="24" w:space="8" w:color="1F5C99"/>
@@ -234,7 +238,7 @@
           <w:i w:val="0"/>
           <w:sz w:val="21"/>
         </w:rPr>
-        <w:t xml:space="preserve">ビルドはネットワークのある開発端末で行う。リポジトリ直下の </w:t>
+        <w:t>ビルドはネットワークのある開発端末で行う。</w:t>
       </w:r>
       <w:r>
         <w:rPr>
@@ -243,7 +247,7 @@
           <w:i w:val="0"/>
           <w:sz w:val="20"/>
         </w:rPr>
-        <w:t>build.bat</w:t>
+        <w:t>pdf-to-svg\scripts\build.bat</w:t>
       </w:r>
       <w:r>
         <w:rPr>
@@ -317,7 +321,7 @@
                 <w:color w:val="20242C"/>
                 <w:sz w:val="20"/>
               </w:rPr>
-              <w:t>build.bat</w:t>
+              <w:t>scripts\build.bat</w:t>
             </w:r>
             <w:r>
               <w:rPr>
@@ -415,7 +419,7 @@
                 <w:color w:val="20242C"/>
                 <w:sz w:val="20"/>
               </w:rPr>
-              <w:t>pyinstaller packaging/pdftosvg.spec --clean --noconfirm</w:t>
+              <w:t>pyinstaller packaging/pdftosvg.spec --clean --noconfirm --distpath dist --workpath build</w:t>
             </w:r>
             <w:r>
               <w:rPr>
@@ -617,6 +621,7 @@
       <w:pPr>
         <w:spacing w:before="60" w:after="120"/>
         <w:ind w:left="170"/>
+        <w:keepLines/>
         <w:shd w:val="clear" w:color="auto" w:fill="F4F6F8"/>
       </w:pPr>
       <w:r>
@@ -628,7 +633,7 @@
         </w:rPr>
         <w:t>python -m pip install pyinstaller</w:t>
         <w:br/>
-        <w:t>pyinstaller packaging/pdftosvg.spec --noconfirm</w:t>
+        <w:t>pyinstaller packaging/pdftosvg.spec --clean --noconfirm --distpath dist --workpath build</w:t>
       </w:r>
     </w:p>
     <w:p>
@@ -746,6 +751,8 @@
     </w:p>
     <w:p>
       <w:pPr>
+        <w:keepNext/>
+        <w:keepLines/>
         <w:spacing w:before="200" w:after="60"/>
         <w:pBdr>
           <w:left w:val="single" w:sz="24" w:space="8" w:color="1F5C99"/>
@@ -1021,6 +1028,8 @@
     </w:tbl>
     <w:p>
       <w:pPr>
+        <w:keepNext/>
+        <w:keepLines/>
         <w:spacing w:before="200" w:after="60"/>
         <w:pBdr>
           <w:left w:val="single" w:sz="24" w:space="8" w:color="1F5C99"/>
@@ -1284,6 +1293,8 @@
     </w:tbl>
     <w:p>
       <w:pPr>
+        <w:keepNext/>
+        <w:keepLines/>
         <w:spacing w:before="200" w:after="60"/>
         <w:pBdr>
           <w:left w:val="single" w:sz="24" w:space="8" w:color="1F5C99"/>
@@ -1473,6 +1484,7 @@
       <w:pPr>
         <w:spacing w:before="60" w:after="120"/>
         <w:ind w:left="170"/>
+        <w:keepLines/>
         <w:shd w:val="clear" w:color="auto" w:fill="F4F6F8"/>
       </w:pPr>
       <w:r>
@@ -1493,6 +1505,8 @@
     </w:p>
     <w:p>
       <w:pPr>
+        <w:keepNext/>
+        <w:keepLines/>
         <w:spacing w:before="200" w:after="60"/>
         <w:pBdr>
           <w:left w:val="single" w:sz="24" w:space="8" w:color="1F5C99"/>
@@ -2057,6 +2071,8 @@
     </w:p>
     <w:p>
       <w:pPr>
+        <w:keepNext/>
+        <w:keepLines/>
         <w:spacing w:before="200" w:after="60"/>
         <w:pBdr>
           <w:left w:val="single" w:sz="24" w:space="8" w:color="1F5C99"/>
@@ -2629,6 +2645,9 @@
     <w:name w:val="Normal"/>
     <w:qFormat/>
     <w:rsid w:val="00FC693F"/>
+    <w:pPr>
+      <w:widowControl/>
+    </w:pPr>
     <w:rPr>
       <w:rFonts w:ascii="BIZ UDPGothic" w:hAnsi="BIZ UDPGothic" w:eastAsia="BIZ UDPGothic"/>
       <w:sz w:val="21"/>

--- a/docs/pdf-to-svg/PdfToSvg_配布運用手順書.docx
+++ b/docs/pdf-to-svg/PdfToSvg_配布運用手順書.docx
@@ -34,7 +34,265 @@
           <w:color w:val="606874"/>
           <w:sz w:val="22"/>
         </w:rPr>
-        <w:t>exe ビルド ／ オフライン配布 ／ 辞書共有 ／ ライセンス運用 ／ 情報システム担当向け ・ 版 1.0</w:t>
+        <w:t>exe ビルド ／ オフライン配布 ／ 辞書共有 ／ ライセンス運用 ／ 情報システム担当向け ・ 版 1.1</w:t>
+      </w:r>
+    </w:p>
+    <w:p>
+      <w:pPr>
+        <w:spacing w:before="360" w:after="120"/>
+        <w:pBdr>
+          <w:left w:val="single" w:sz="24" w:space="8" w:color="1F5C99"/>
+        </w:pBdr>
+        <w:ind w:left="113"/>
+      </w:pPr>
+      <w:r>
+        <w:rPr>
+          <w:rFonts w:ascii="BIZ UDPGothic" w:hAnsi="BIZ UDPGothic" w:eastAsia="BIZ UDPGothic"/>
+          <w:b/>
+          <w:i w:val="0"/>
+          <w:color w:val="20242C"/>
+          <w:sz w:val="26"/>
+        </w:rPr>
+        <w:t>改訂履歴</w:t>
+      </w:r>
+    </w:p>
+    <w:tbl>
+      <w:tblPr>
+        <w:tblW w:type="auto" w:w="0"/>
+        <w:jc w:val="left"/>
+        <w:tblLook w:firstColumn="1" w:firstRow="1" w:lastColumn="0" w:lastRow="0" w:noHBand="0" w:noVBand="1" w:val="04A0"/>
+      </w:tblPr>
+      <w:tblGrid>
+        <w:gridCol w:w="3249"/>
+        <w:gridCol w:w="3249"/>
+        <w:gridCol w:w="3249"/>
+      </w:tblGrid>
+      <w:tr>
+        <w:tc>
+          <w:tcPr>
+            <w:tcW w:type="dxa" w:w="1134"/>
+            <w:shd w:val="clear" w:color="auto" w:fill="1F5C99"/>
+            <w:tcBorders>
+              <w:top w:val="single" w:sz="4" w:space="0" w:color="D7DEE5"/>
+              <w:left w:val="single" w:sz="4" w:space="0" w:color="D7DEE5"/>
+              <w:bottom w:val="single" w:sz="4" w:space="0" w:color="D7DEE5"/>
+              <w:right w:val="single" w:sz="4" w:space="0" w:color="D7DEE5"/>
+            </w:tcBorders>
+          </w:tcPr>
+          <w:p>
+            <w:r/>
+            <w:r>
+              <w:rPr>
+                <w:rFonts w:ascii="BIZ UDPGothic" w:hAnsi="BIZ UDPGothic" w:eastAsia="BIZ UDPGothic"/>
+                <w:b/>
+                <w:i w:val="0"/>
+                <w:color w:val="FFFFFF"/>
+                <w:sz w:val="19"/>
+              </w:rPr>
+              <w:t>版数</w:t>
+            </w:r>
+          </w:p>
+        </w:tc>
+        <w:tc>
+          <w:tcPr>
+            <w:tcW w:type="dxa" w:w="1814"/>
+            <w:shd w:val="clear" w:color="auto" w:fill="1F5C99"/>
+            <w:tcBorders>
+              <w:top w:val="single" w:sz="4" w:space="0" w:color="D7DEE5"/>
+              <w:left w:val="single" w:sz="4" w:space="0" w:color="D7DEE5"/>
+              <w:bottom w:val="single" w:sz="4" w:space="0" w:color="D7DEE5"/>
+              <w:right w:val="single" w:sz="4" w:space="0" w:color="D7DEE5"/>
+            </w:tcBorders>
+          </w:tcPr>
+          <w:p>
+            <w:r/>
+            <w:r>
+              <w:rPr>
+                <w:rFonts w:ascii="BIZ UDPGothic" w:hAnsi="BIZ UDPGothic" w:eastAsia="BIZ UDPGothic"/>
+                <w:b/>
+                <w:i w:val="0"/>
+                <w:color w:val="FFFFFF"/>
+                <w:sz w:val="19"/>
+              </w:rPr>
+              <w:t>日付</w:t>
+            </w:r>
+          </w:p>
+        </w:tc>
+        <w:tc>
+          <w:tcPr>
+            <w:tcW w:type="dxa" w:w="6463"/>
+            <w:shd w:val="clear" w:color="auto" w:fill="1F5C99"/>
+            <w:tcBorders>
+              <w:top w:val="single" w:sz="4" w:space="0" w:color="D7DEE5"/>
+              <w:left w:val="single" w:sz="4" w:space="0" w:color="D7DEE5"/>
+              <w:bottom w:val="single" w:sz="4" w:space="0" w:color="D7DEE5"/>
+              <w:right w:val="single" w:sz="4" w:space="0" w:color="D7DEE5"/>
+            </w:tcBorders>
+          </w:tcPr>
+          <w:p>
+            <w:r/>
+            <w:r>
+              <w:rPr>
+                <w:rFonts w:ascii="BIZ UDPGothic" w:hAnsi="BIZ UDPGothic" w:eastAsia="BIZ UDPGothic"/>
+                <w:b/>
+                <w:i w:val="0"/>
+                <w:color w:val="FFFFFF"/>
+                <w:sz w:val="19"/>
+              </w:rPr>
+              <w:t>変更内容</w:t>
+            </w:r>
+          </w:p>
+        </w:tc>
+      </w:tr>
+      <w:tr>
+        <w:tc>
+          <w:tcPr>
+            <w:tcW w:type="dxa" w:w="1134"/>
+            <w:tcBorders>
+              <w:top w:val="single" w:sz="4" w:space="0" w:color="D7DEE5"/>
+              <w:left w:val="single" w:sz="4" w:space="0" w:color="D7DEE5"/>
+              <w:bottom w:val="single" w:sz="4" w:space="0" w:color="D7DEE5"/>
+              <w:right w:val="single" w:sz="4" w:space="0" w:color="D7DEE5"/>
+            </w:tcBorders>
+          </w:tcPr>
+          <w:p>
+            <w:r/>
+            <w:r>
+              <w:rPr>
+                <w:rFonts w:ascii="BIZ UDPGothic" w:hAnsi="BIZ UDPGothic" w:eastAsia="BIZ UDPGothic"/>
+                <w:b w:val="0"/>
+                <w:i w:val="0"/>
+                <w:sz w:val="19"/>
+              </w:rPr>
+              <w:t>1.0</w:t>
+            </w:r>
+          </w:p>
+        </w:tc>
+        <w:tc>
+          <w:tcPr>
+            <w:tcW w:type="dxa" w:w="1814"/>
+            <w:tcBorders>
+              <w:top w:val="single" w:sz="4" w:space="0" w:color="D7DEE5"/>
+              <w:left w:val="single" w:sz="4" w:space="0" w:color="D7DEE5"/>
+              <w:bottom w:val="single" w:sz="4" w:space="0" w:color="D7DEE5"/>
+              <w:right w:val="single" w:sz="4" w:space="0" w:color="D7DEE5"/>
+            </w:tcBorders>
+          </w:tcPr>
+          <w:p>
+            <w:r/>
+            <w:r>
+              <w:rPr>
+                <w:rFonts w:ascii="BIZ UDPGothic" w:hAnsi="BIZ UDPGothic" w:eastAsia="BIZ UDPGothic"/>
+                <w:b w:val="0"/>
+                <w:i w:val="0"/>
+                <w:sz w:val="19"/>
+              </w:rPr>
+              <w:t>2026-06-19</w:t>
+            </w:r>
+          </w:p>
+        </w:tc>
+        <w:tc>
+          <w:tcPr>
+            <w:tcW w:type="dxa" w:w="6463"/>
+            <w:tcBorders>
+              <w:top w:val="single" w:sz="4" w:space="0" w:color="D7DEE5"/>
+              <w:left w:val="single" w:sz="4" w:space="0" w:color="D7DEE5"/>
+              <w:bottom w:val="single" w:sz="4" w:space="0" w:color="D7DEE5"/>
+              <w:right w:val="single" w:sz="4" w:space="0" w:color="D7DEE5"/>
+            </w:tcBorders>
+          </w:tcPr>
+          <w:p>
+            <w:r/>
+            <w:r>
+              <w:rPr>
+                <w:rFonts w:ascii="BIZ UDPGothic" w:hAnsi="BIZ UDPGothic" w:eastAsia="BIZ UDPGothic"/>
+                <w:b w:val="0"/>
+                <w:i w:val="0"/>
+                <w:sz w:val="19"/>
+              </w:rPr>
+              <w:t>初版</w:t>
+            </w:r>
+          </w:p>
+        </w:tc>
+      </w:tr>
+      <w:tr>
+        <w:tc>
+          <w:tcPr>
+            <w:tcW w:type="dxa" w:w="1134"/>
+            <w:shd w:val="clear" w:color="auto" w:fill="F5F8FB"/>
+            <w:tcBorders>
+              <w:top w:val="single" w:sz="4" w:space="0" w:color="D7DEE5"/>
+              <w:left w:val="single" w:sz="4" w:space="0" w:color="D7DEE5"/>
+              <w:bottom w:val="single" w:sz="4" w:space="0" w:color="D7DEE5"/>
+              <w:right w:val="single" w:sz="4" w:space="0" w:color="D7DEE5"/>
+            </w:tcBorders>
+          </w:tcPr>
+          <w:p>
+            <w:r/>
+            <w:r>
+              <w:rPr>
+                <w:rFonts w:ascii="BIZ UDPGothic" w:hAnsi="BIZ UDPGothic" w:eastAsia="BIZ UDPGothic"/>
+                <w:b w:val="0"/>
+                <w:i w:val="0"/>
+                <w:sz w:val="19"/>
+              </w:rPr>
+              <w:t>1.1</w:t>
+            </w:r>
+          </w:p>
+        </w:tc>
+        <w:tc>
+          <w:tcPr>
+            <w:tcW w:type="dxa" w:w="1814"/>
+            <w:shd w:val="clear" w:color="auto" w:fill="F5F8FB"/>
+            <w:tcBorders>
+              <w:top w:val="single" w:sz="4" w:space="0" w:color="D7DEE5"/>
+              <w:left w:val="single" w:sz="4" w:space="0" w:color="D7DEE5"/>
+              <w:bottom w:val="single" w:sz="4" w:space="0" w:color="D7DEE5"/>
+              <w:right w:val="single" w:sz="4" w:space="0" w:color="D7DEE5"/>
+            </w:tcBorders>
+          </w:tcPr>
+          <w:p>
+            <w:r/>
+            <w:r>
+              <w:rPr>
+                <w:rFonts w:ascii="BIZ UDPGothic" w:hAnsi="BIZ UDPGothic" w:eastAsia="BIZ UDPGothic"/>
+                <w:b w:val="0"/>
+                <w:i w:val="0"/>
+                <w:sz w:val="19"/>
+              </w:rPr>
+              <w:t>2026-07-05</w:t>
+            </w:r>
+          </w:p>
+        </w:tc>
+        <w:tc>
+          <w:tcPr>
+            <w:tcW w:type="dxa" w:w="6463"/>
+            <w:shd w:val="clear" w:color="auto" w:fill="F5F8FB"/>
+            <w:tcBorders>
+              <w:top w:val="single" w:sz="4" w:space="0" w:color="D7DEE5"/>
+              <w:left w:val="single" w:sz="4" w:space="0" w:color="D7DEE5"/>
+              <w:bottom w:val="single" w:sz="4" w:space="0" w:color="D7DEE5"/>
+              <w:right w:val="single" w:sz="4" w:space="0" w:color="D7DEE5"/>
+            </w:tcBorders>
+          </w:tcPr>
+          <w:p>
+            <w:r/>
+            <w:r>
+              <w:rPr>
+                <w:rFonts w:ascii="BIZ UDPGothic" w:hAnsi="BIZ UDPGothic" w:eastAsia="BIZ UDPGothic"/>
+                <w:b w:val="0"/>
+                <w:i w:val="0"/>
+                <w:sz w:val="19"/>
+              </w:rPr>
+              <w:t>表紙・改訂履歴の新設、記述の整備</w:t>
+            </w:r>
+          </w:p>
+        </w:tc>
+      </w:tr>
+    </w:tbl>
+    <w:p>
+      <w:r>
+        <w:br w:type="page"/>
       </w:r>
     </w:p>
     <w:p>
@@ -878,7 +1136,7 @@
           <w:i w:val="0"/>
           <w:sz w:val="21"/>
         </w:rPr>
-        <w:t>こと（従来比 ~120〜150MB 縮小）。</w:t>
+        <w:t>こと。</w:t>
       </w:r>
     </w:p>
     <w:p>
